--- a/backend/contract-sign/contract_template.docx
+++ b/backend/contract-sign/contract_template.docx
@@ -1,6 +1,6 @@
 
 <file path=word/document.xml><?xml version="1.0" encoding="utf-8"?>
-<w:document xmlns:wpc="http://schemas.microsoft.com/office/word/2010/wordprocessingCanvas" xmlns:cx="http://schemas.microsoft.com/office/drawing/2014/chartex" xmlns:cx1="http://schemas.microsoft.com/office/drawing/2015/9/8/chartex" xmlns:cx2="http://schemas.microsoft.com/office/drawing/2015/10/21/chartex" xmlns:cx3="http://schemas.microsoft.com/office/drawing/2016/5/9/chartex" xmlns:cx4="http://schemas.microsoft.com/office/drawing/2016/5/10/chartex" xmlns:cx5="http://schemas.microsoft.com/office/drawing/2016/5/11/chartex" xmlns:cx6="http://schemas.microsoft.com/office/drawing/2016/5/12/chartex" xmlns:cx7="http://schemas.microsoft.com/office/drawing/2016/5/13/chartex" xmlns:cx8="http://schemas.microsoft.com/office/drawing/2016/5/14/chartex" xmlns:mc="http://schemas.openxmlformats.org/markup-compatibility/2006" xmlns:aink="http://schemas.microsoft.com/office/drawing/2016/ink" xmlns:am3d="http://schemas.microsoft.com/office/drawing/2017/model3d" xmlns:o="urn:schemas-microsoft-com:office:office" xmlns:r="http://schemas.openxmlformats.org/officeDocument/2006/relationships" xmlns:m="http://schemas.openxmlformats.org/officeDocument/2006/math" xmlns:v="urn:schemas-microsoft-com:vml" xmlns:wp14="http://schemas.microsoft.com/office/word/2010/wordprocessingDrawing" xmlns:wp="http://schemas.openxmlformats.org/drawingml/2006/wordprocessingDrawing" xmlns:w10="urn:schemas-microsoft-com:office:word" xmlns:w="http://schemas.openxmlformats.org/wordprocessingml/2006/main" xmlns:w14="http://schemas.microsoft.com/office/word/2010/wordml" xmlns:w15="http://schemas.microsoft.com/office/word/2012/wordml" xmlns:w16cex="http://schemas.microsoft.com/office/word/2018/wordml/cex" xmlns:w16cid="http://schemas.microsoft.com/office/word/2016/wordml/cid" xmlns:w16="http://schemas.microsoft.com/office/word/2018/wordml" xmlns:w16se="http://schemas.microsoft.com/office/word/2015/wordml/symex" xmlns:wpg="http://schemas.microsoft.com/office/word/2010/wordprocessingGroup" xmlns:wpi="http://schemas.microsoft.com/office/word/2010/wordprocessingInk" xmlns:wne="http://schemas.microsoft.com/office/word/2006/wordml" xmlns:wps="http://schemas.microsoft.com/office/word/2010/wordprocessingShape" mc:Ignorable="w14 w15 w16se w16cid w16 w16cex wp14">
+<w:document xmlns:wpc="http://schemas.microsoft.com/office/word/2010/wordprocessingCanvas" xmlns:cx="http://schemas.microsoft.com/office/drawing/2014/chartex" xmlns:mc="http://schemas.openxmlformats.org/markup-compatibility/2006" xmlns:o="urn:schemas-microsoft-com:office:office" xmlns:r="http://schemas.openxmlformats.org/officeDocument/2006/relationships" xmlns:m="http://schemas.openxmlformats.org/officeDocument/2006/math" xmlns:v="urn:schemas-microsoft-com:vml" xmlns:wp14="http://schemas.microsoft.com/office/word/2010/wordprocessingDrawing" xmlns:wp="http://schemas.openxmlformats.org/drawingml/2006/wordprocessingDrawing" xmlns:w10="urn:schemas-microsoft-com:office:word" xmlns:w="http://schemas.openxmlformats.org/wordprocessingml/2006/main" xmlns:w14="http://schemas.microsoft.com/office/word/2010/wordml" xmlns:w15="http://schemas.microsoft.com/office/word/2012/wordml" xmlns:w16se="http://schemas.microsoft.com/office/word/2015/wordml/symex" xmlns:wpg="http://schemas.microsoft.com/office/word/2010/wordprocessingGroup" xmlns:wpi="http://schemas.microsoft.com/office/word/2010/wordprocessingInk" xmlns:wne="http://schemas.microsoft.com/office/word/2006/wordml" xmlns:wps="http://schemas.microsoft.com/office/word/2010/wordprocessingShape" mc:Ignorable="w14 w15 w16se wp14">
   <w:body>
     <w:p>
       <w:pPr>
@@ -117,15 +117,7 @@
           <w:szCs w:val="20"/>
           <w:lang w:val="ru-RU"/>
         </w:rPr>
-        <w:t>______________________________________________________ (ФИО полностью), паспорт серия ____</w:t>
-      </w:r>
-      <w:r>
-        <w:rPr>
-          <w:sz w:val="20"/>
-          <w:szCs w:val="20"/>
-          <w:lang w:val="ru-RU"/>
-        </w:rPr>
-        <w:t xml:space="preserve"> № ________, выдан ___________________________</w:t>
+        <w:t>______________________________________________________ (ФИО полностью), паспорт серия ____ № ________, выдан ___________________________</w:t>
       </w:r>
       <w:r>
         <w:rPr>
@@ -181,15 +173,7 @@
           <w:szCs w:val="20"/>
           <w:lang w:val="ru-RU"/>
         </w:rPr>
-        <w:t xml:space="preserve">) </w:t>
-      </w:r>
-      <w:r>
-        <w:rPr>
-          <w:sz w:val="20"/>
-          <w:szCs w:val="20"/>
-          <w:lang w:val="ru-RU"/>
-        </w:rPr>
-        <w:t>в дальнейшем «Заказчик», с другой стороны, совместно именуемые «Стороны», заключили настоящий договор о нижеследующем:</w:t>
+        <w:t>) в дальнейшем «Заказчик», с другой стороны, совместно именуемые «Стороны», заключили настоящий договор о нижеследующем:</w:t>
       </w:r>
     </w:p>
     <w:p>
@@ -225,15 +209,7 @@
           <w:szCs w:val="20"/>
           <w:lang w:val="ru-RU"/>
         </w:rPr>
-        <w:t>1.1. Исполнитель оказывает услуги по присмотру и уходу за ребёнком Заказчика (далее — Ребёнок): содержание, уход, при</w:t>
-      </w:r>
-      <w:r>
-        <w:rPr>
-          <w:sz w:val="20"/>
-          <w:szCs w:val="20"/>
-          <w:lang w:val="ru-RU"/>
-        </w:rPr>
-        <w:t>смотр, организация досуга и развивающей деятельности в соответствии с возрастом Ребёнка, обеспечение безопасности, организация прогулок, гигиенический уход. Образовательные услуги предметом настоящего договора не являются.</w:t>
+        <w:t>1.1. Исполнитель оказывает услуги по присмотру и уходу за ребёнком Заказчика (далее — Ребёнок): содержание, уход, присмотр, организация досуга и развивающей деятельности в соответствии с возрастом Ребёнка, обеспечение безопасности, организация прогулок, гигиенический уход. Образовательные услуги предметом настоящего договора не являются.</w:t>
       </w:r>
     </w:p>
     <w:p>
@@ -251,15 +227,7 @@
           <w:szCs w:val="20"/>
           <w:lang w:val="ru-RU"/>
         </w:rPr>
-        <w:t>1.2. Услуги оказываются по рабочи</w:t>
-      </w:r>
-      <w:r>
-        <w:rPr>
-          <w:sz w:val="20"/>
-          <w:szCs w:val="20"/>
-          <w:lang w:val="ru-RU"/>
-        </w:rPr>
-        <w:t>м дням (5 дней в неделю) в период с 8:00 до 18:00.</w:t>
+        <w:t>1.2. Услуги оказываются по рабочим дням (5 дней в неделю) в период с 8:00 до 18:00.</w:t>
       </w:r>
     </w:p>
     <w:p>
@@ -313,15 +281,7 @@
           <w:szCs w:val="20"/>
           <w:lang w:val="ru-RU"/>
         </w:rPr>
-        <w:t>2.1. Услуги предоставляются на усло</w:t>
-      </w:r>
-      <w:r>
-        <w:rPr>
-          <w:sz w:val="20"/>
-          <w:szCs w:val="20"/>
-          <w:lang w:val="ru-RU"/>
-        </w:rPr>
-        <w:t>виях месячного абонемента (ст. 429.4 ГК РФ).</w:t>
+        <w:t>2.1. Услуги предоставляются на условиях месячного абонемента (ст. 429.4 ГК РФ).</w:t>
       </w:r>
     </w:p>
     <w:p>
@@ -339,15 +299,7 @@
           <w:szCs w:val="20"/>
           <w:lang w:val="ru-RU"/>
         </w:rPr>
-        <w:t>2.2. Абонемент предоставляет Заказчику право требовать оказания услуг в течение 20 (двадцати) рабочих дней соответствующего абонементного периода (календарного месяца). Рабочие дни месяца сверх 20 — бонусные, оп</w:t>
-      </w:r>
-      <w:r>
-        <w:rPr>
-          <w:sz w:val="20"/>
-          <w:szCs w:val="20"/>
-          <w:lang w:val="ru-RU"/>
-        </w:rPr>
-        <w:t>лате не подлежат и могут быть использованы Исполнителем на проведение праздничных и иных мероприятий без перерасчёта для Заказчика.</w:t>
+        <w:t>2.2. Абонемент предоставляет Заказчику право требовать оказания услуг в течение 20 (двадцати) рабочих дней соответствующего абонементного периода (календарного месяца). Рабочие дни месяца сверх 20 — бонусные, оплате не подлежат и могут быть использованы Исполнителем на проведение праздничных и иных мероприятий без перерасчёта для Заказчика.</w:t>
       </w:r>
     </w:p>
     <w:p>
@@ -365,15 +317,7 @@
           <w:szCs w:val="20"/>
           <w:lang w:val="ru-RU"/>
         </w:rPr>
-        <w:t>2.3. Абонементная плата включает, в том числе: резервирование места за Ребёнком в группе на весь абонементный период, расход</w:t>
-      </w:r>
-      <w:r>
-        <w:rPr>
-          <w:sz w:val="20"/>
-          <w:szCs w:val="20"/>
-          <w:lang w:val="ru-RU"/>
-        </w:rPr>
-        <w:t>ы на содержание группы и оплату труда персонала, арендные и коммунальные платежи, расходы на организацию досуга, иные постоянные расходы Исполнителя, понесённые независимо от фактического числа дней посещения.</w:t>
+        <w:t>2.3. Абонементная плата включает, в том числе: резервирование места за Ребёнком в группе на весь абонементный период, расходы на содержание группы и оплату труда персонала, арендные и коммунальные платежи, расходы на организацию досуга, иные постоянные расходы Исполнителя, понесённые независимо от фактического числа дней посещения.</w:t>
       </w:r>
     </w:p>
     <w:p>
@@ -391,15 +335,7 @@
           <w:szCs w:val="20"/>
           <w:lang w:val="ru-RU"/>
         </w:rPr>
-        <w:t>2.4. С учётом п. 2.3 неиспользованные дни абон</w:t>
-      </w:r>
-      <w:r>
-        <w:rPr>
-          <w:sz w:val="20"/>
-          <w:szCs w:val="20"/>
-          <w:lang w:val="ru-RU"/>
-        </w:rPr>
-        <w:t>емента (в том числе по причине отсутствия Ребёнка) не переносятся на следующие периоды и не подлежат возврату, за исключением случаев, прямо предусмотренных Приложениями № 1 и № 2 к настоящему договору.</w:t>
+        <w:t>2.4. С учётом п. 2.3 неиспользованные дни абонемента (в том числе по причине отсутствия Ребёнка) не переносятся на следующие периоды и не подлежат возврату, за исключением случаев, прямо предусмотренных Приложениями № 1 и № 2 к настоящему договору.</w:t>
       </w:r>
     </w:p>
     <w:p>
@@ -417,15 +353,7 @@
           <w:szCs w:val="20"/>
           <w:lang w:val="ru-RU"/>
         </w:rPr>
-        <w:t>2.5. Факт и объём оказания услуг фиксируются в личном</w:t>
-      </w:r>
-      <w:r>
-        <w:rPr>
-          <w:sz w:val="20"/>
-          <w:szCs w:val="20"/>
-          <w:lang w:val="ru-RU"/>
-        </w:rPr>
-        <w:t xml:space="preserve"> кабинете Заказчика, который ведётся Исполнителем. Данные личного кабинета являются достаточным подтверждением посещаемости.</w:t>
+        <w:t>2.5. Факт и объём оказания услуг фиксируются в личном кабинете Заказчика, который ведётся Исполнителем. Данные личного кабинета являются достаточным подтверждением посещаемости.</w:t>
       </w:r>
     </w:p>
     <w:p>
@@ -514,15 +442,7 @@
           <w:szCs w:val="20"/>
           <w:lang w:val="ru-RU"/>
         </w:rPr>
-        <w:t xml:space="preserve">организовать досуг и развивающую деятельность Ребёнка на территории </w:t>
-      </w:r>
-      <w:r>
-        <w:rPr>
-          <w:sz w:val="20"/>
-          <w:szCs w:val="20"/>
-          <w:lang w:val="ru-RU"/>
-        </w:rPr>
-        <w:t>центра и прилегающей дворовой территории;</w:t>
+        <w:t>организовать досуг и развивающую деятельность Ребёнка на территории центра и прилегающей дворовой территории;</w:t>
       </w:r>
     </w:p>
     <w:p>
@@ -614,15 +534,7 @@
           <w:szCs w:val="20"/>
           <w:lang w:val="ru-RU"/>
         </w:rPr>
-        <w:t>следить за опрятны</w:t>
-      </w:r>
-      <w:r>
-        <w:rPr>
-          <w:sz w:val="20"/>
-          <w:szCs w:val="20"/>
-          <w:lang w:val="ru-RU"/>
-        </w:rPr>
-        <w:t>м видом Ребёнка, чистотой рук, лица, проводить гигиенические процедуры;</w:t>
+        <w:t>следить за опрятным видом Ребёнка, чистотой рук, лица, проводить гигиенические процедуры;</w:t>
       </w:r>
     </w:p>
     <w:p>
@@ -685,14 +597,7 @@
           <w:sz w:val="20"/>
           <w:szCs w:val="20"/>
         </w:rPr>
-        <w:t>3</w:t>
-      </w:r>
-      <w:r>
-        <w:rPr>
-          <w:sz w:val="20"/>
-          <w:szCs w:val="20"/>
-        </w:rPr>
-        <w:t xml:space="preserve">.2. </w:t>
+        <w:t xml:space="preserve">3.2. </w:t>
       </w:r>
       <w:proofErr w:type="spellStart"/>
       <w:r>
@@ -747,15 +652,7 @@
           <w:szCs w:val="20"/>
           <w:lang w:val="ru-RU"/>
         </w:rPr>
-        <w:t>приостановить оказание услуг (ст. 328 ГК РФ) при просрочке оплаты более 5 рабочих дней, письменно уведомив Заказчика; период приостановления не переносится и не компенсируется, место за Ребёнком сохраняется при условии последующей о</w:t>
-      </w:r>
-      <w:r>
-        <w:rPr>
-          <w:sz w:val="20"/>
-          <w:szCs w:val="20"/>
-          <w:lang w:val="ru-RU"/>
-        </w:rPr>
-        <w:t>платы;</w:t>
+        <w:t>приостановить оказание услуг (ст. 328 ГК РФ) при просрочке оплаты более 5 рабочих дней, письменно уведомив Заказчика; период приостановления не переносится и не компенсируется, место за Ребёнком сохраняется при условии последующей оплаты;</w:t>
       </w:r>
     </w:p>
     <w:p>
@@ -823,15 +720,7 @@
           <w:szCs w:val="20"/>
           <w:lang w:val="ru-RU"/>
         </w:rPr>
-        <w:t>изменить стоимость абонемента с начала следующего абонементного периода при существенном изменении стоимости содержания, арендной п</w:t>
-      </w:r>
-      <w:r>
-        <w:rPr>
-          <w:sz w:val="20"/>
-          <w:szCs w:val="20"/>
-          <w:lang w:val="ru-RU"/>
-        </w:rPr>
-        <w:t xml:space="preserve">латы, коммунальных платежей, предупредив Заказчика не менее чем за 14 календарных дней. </w:t>
+        <w:t xml:space="preserve">изменить стоимость абонемента с начала следующего абонементного периода при существенном изменении стоимости содержания, арендной платы, коммунальных платежей, предупредив Заказчика не менее чем за 14 календарных дней. </w:t>
       </w:r>
       <w:proofErr w:type="spellStart"/>
       <w:r>
@@ -973,15 +862,7 @@
           <w:szCs w:val="20"/>
           <w:lang w:val="ru-RU"/>
         </w:rPr>
-        <w:t>отчислить Ребён</w:t>
-      </w:r>
-      <w:r>
-        <w:rPr>
-          <w:sz w:val="20"/>
-          <w:szCs w:val="20"/>
-          <w:lang w:val="ru-RU"/>
-        </w:rPr>
-        <w:t>ка при поведении, создающем угрозу жизни или здоровью других детей либо персонала, а также при систематическом (два и более раза) некорректном поведении по отношению к персоналу или другим детям, письменно уведомив Заказчика;</w:t>
+        <w:t>отчислить Ребёнка при поведении, создающем угрозу жизни или здоровью других детей либо персонала, а также при систематическом (два и более раза) некорректном поведении по отношению к персоналу или другим детям, письменно уведомив Заказчика;</w:t>
       </w:r>
     </w:p>
     <w:p>
@@ -1004,15 +885,7 @@
           <w:szCs w:val="20"/>
           <w:lang w:val="ru-RU"/>
         </w:rPr>
-        <w:t>объединять группы в летний пер</w:t>
-      </w:r>
-      <w:r>
-        <w:rPr>
-          <w:sz w:val="20"/>
-          <w:szCs w:val="20"/>
-          <w:lang w:val="ru-RU"/>
-        </w:rPr>
-        <w:t xml:space="preserve">иод и </w:t>
+        <w:t xml:space="preserve">объединять группы в летний период и </w:t>
       </w:r>
       <w:proofErr w:type="spellStart"/>
       <w:r>
@@ -1076,15 +949,7 @@
           <w:szCs w:val="20"/>
           <w:lang w:val="ru-RU"/>
         </w:rPr>
-        <w:t>проводить собр</w:t>
-      </w:r>
-      <w:r>
-        <w:rPr>
-          <w:sz w:val="20"/>
-          <w:szCs w:val="20"/>
-          <w:lang w:val="ru-RU"/>
-        </w:rPr>
-        <w:t>ания с родителями, в том числе в онлайн-формате.</w:t>
+        <w:t>проводить собрания с родителями, в том числе в онлайн-формате.</w:t>
       </w:r>
     </w:p>
     <w:p>
@@ -1120,15 +985,7 @@
           <w:szCs w:val="20"/>
           <w:lang w:val="ru-RU"/>
         </w:rPr>
-        <w:t>3.4. Исполнитель не оказывает медицинских услуг и не осуществляет приём лекарственных препаратов. При необходимости постоянного приё</w:t>
-      </w:r>
-      <w:r>
-        <w:rPr>
-          <w:sz w:val="20"/>
-          <w:szCs w:val="20"/>
-          <w:lang w:val="ru-RU"/>
-        </w:rPr>
-        <w:t>ма лекарств по назначению врача Заказчик обязан письменно уведомить Исполнителя; приём лекарств обеспечивается Заказчиком самостоятельно либо в его присутствии.</w:t>
+        <w:t>3.4. Исполнитель не оказывает медицинских услуг и не осуществляет приём лекарственных препаратов. При необходимости постоянного приёма лекарств по назначению врача Заказчик обязан письменно уведомить Исполнителя; приём лекарств обеспечивается Заказчиком самостоятельно либо в его присутствии.</w:t>
       </w:r>
     </w:p>
     <w:p>
@@ -1187,15 +1044,7 @@
           <w:szCs w:val="20"/>
           <w:lang w:val="ru-RU"/>
         </w:rPr>
-        <w:t xml:space="preserve">вносить абонементную плату авансом в </w:t>
-      </w:r>
-      <w:r>
-        <w:rPr>
-          <w:sz w:val="20"/>
-          <w:szCs w:val="20"/>
-          <w:lang w:val="ru-RU"/>
-        </w:rPr>
-        <w:t>порядке раздела 5;</w:t>
+        <w:t>вносить абонементную плату авансом в порядке раздела 5;</w:t>
       </w:r>
     </w:p>
     <w:p>
@@ -1319,15 +1168,7 @@
           <w:szCs w:val="20"/>
           <w:lang w:val="ru-RU"/>
         </w:rPr>
-        <w:t>приводить Ребёнк</w:t>
-      </w:r>
-      <w:r>
-        <w:rPr>
-          <w:sz w:val="20"/>
-          <w:szCs w:val="20"/>
-          <w:lang w:val="ru-RU"/>
-        </w:rPr>
-        <w:t>а в опрятном виде, обеспечить сменную одежду, обувь, средства гигиены;</w:t>
+        <w:t>приводить Ребёнка в опрятном виде, обеспечить сменную одежду, обувь, средства гигиены;</w:t>
       </w:r>
     </w:p>
     <w:p>
@@ -1372,15 +1213,7 @@
           <w:szCs w:val="20"/>
           <w:lang w:val="ru-RU"/>
         </w:rPr>
-        <w:t>при выявлении у Ребёнка при</w:t>
-      </w:r>
-      <w:r>
-        <w:rPr>
-          <w:sz w:val="20"/>
-          <w:szCs w:val="20"/>
-          <w:lang w:val="ru-RU"/>
-        </w:rPr>
-        <w:t xml:space="preserve">знаков заболевания незамедлительно забирать его из центра по требованию </w:t>
+        <w:t xml:space="preserve">при выявлении у Ребёнка признаков заболевания незамедлительно забирать его из центра по требованию </w:t>
       </w:r>
       <w:proofErr w:type="spellStart"/>
       <w:r>
@@ -1483,15 +1316,7 @@
           <w:szCs w:val="20"/>
           <w:lang w:val="ru-RU"/>
         </w:rPr>
-        <w:t>при отсутствии Ребёнка более 3 дней по любой причине предоставить справку от педиатра и справку об эпидемиологическом благополучи</w:t>
-      </w:r>
-      <w:r>
-        <w:rPr>
-          <w:sz w:val="20"/>
-          <w:szCs w:val="20"/>
-          <w:lang w:val="ru-RU"/>
-        </w:rPr>
-        <w:t>и;</w:t>
+        <w:t>при отсутствии Ребёнка более 3 дней по любой причине предоставить справку от педиатра и справку об эпидемиологическом благополучии;</w:t>
       </w:r>
     </w:p>
     <w:p>
@@ -1538,15 +1363,7 @@
           <w:lang w:val="ru-RU"/>
         </w:rPr>
         <w:lastRenderedPageBreak/>
-        <w:t xml:space="preserve">возмещать вред, причинённый Ребёнком имуществу Исполнителя и третьих лиц (ст. 1073 ГК РФ), в порядке раздела </w:t>
-      </w:r>
-      <w:r>
-        <w:rPr>
-          <w:sz w:val="20"/>
-          <w:szCs w:val="20"/>
-          <w:lang w:val="ru-RU"/>
-        </w:rPr>
-        <w:t>6;</w:t>
+        <w:t>возмещать вред, причинённый Ребёнком имуществу Исполнителя и третьих лиц (ст. 1073 ГК РФ), в порядке раздела 6;</w:t>
       </w:r>
     </w:p>
     <w:p>
@@ -1615,15 +1432,7 @@
           <w:szCs w:val="20"/>
           <w:lang w:val="ru-RU"/>
         </w:rPr>
-        <w:t>культурно и уважительно о</w:t>
-      </w:r>
-      <w:r>
-        <w:rPr>
-          <w:sz w:val="20"/>
-          <w:szCs w:val="20"/>
-          <w:lang w:val="ru-RU"/>
-        </w:rPr>
-        <w:t>бщаться с персоналом, детьми и родителями.</w:t>
+        <w:t>культурно и уважительно общаться с персоналом, детьми и родителями.</w:t>
       </w:r>
     </w:p>
     <w:p>
@@ -1641,15 +1450,7 @@
           <w:szCs w:val="20"/>
           <w:lang w:val="ru-RU"/>
         </w:rPr>
-        <w:t>4.2. Заказчику запрещается приносить Ребёнку мобильные устройства, ювелирные изделия, травмоопасные предметы, продукты питания и напитки без предварительного письменного согласования с Исполнителем. Исполнитель не</w:t>
-      </w:r>
-      <w:r>
-        <w:rPr>
-          <w:sz w:val="20"/>
-          <w:szCs w:val="20"/>
-          <w:lang w:val="ru-RU"/>
-        </w:rPr>
-        <w:t xml:space="preserve"> несёт ответственности за утрату или повреждение вещей, принесённых с нарушением настоящего пункта.</w:t>
+        <w:t>4.2. Заказчику запрещается приносить Ребёнку мобильные устройства, ювелирные изделия, травмоопасные предметы, продукты питания и напитки без предварительного письменного согласования с Исполнителем. Исполнитель не несёт ответственности за утрату или повреждение вещей, принесённых с нарушением настоящего пункта.</w:t>
       </w:r>
     </w:p>
     <w:p>
@@ -1800,15 +1601,7 @@
           <w:szCs w:val="20"/>
           <w:lang w:val="ru-RU"/>
         </w:rPr>
-        <w:t>4.4. Заказчик подтверждает, что ознакомлен с режимом работы центра, правилами внутреннего распорядка и тарифами, достоверность сведений, указанных в анкете и насто</w:t>
-      </w:r>
-      <w:r>
-        <w:rPr>
-          <w:sz w:val="20"/>
-          <w:szCs w:val="20"/>
-          <w:lang w:val="ru-RU"/>
-        </w:rPr>
-        <w:t>ящем договоре, подтверждает своей подписью. Сокрытие сведений о состоянии здоровья Ребёнка освобождает Исполнителя от ответственности за последствия, вызванные таким сокрытием.</w:t>
+        <w:t>4.4. Заказчик подтверждает, что ознакомлен с режимом работы центра, правилами внутреннего распорядка и тарифами, достоверность сведений, указанных в анкете и настоящем договоре, подтверждает своей подписью. Сокрытие сведений о состоянии здоровья Ребёнка освобождает Исполнителя от ответственности за последствия, вызванные таким сокрытием.</w:t>
       </w:r>
     </w:p>
     <w:p>
@@ -1844,15 +1637,7 @@
           <w:szCs w:val="20"/>
           <w:lang w:val="ru-RU"/>
         </w:rPr>
-        <w:t>5.1. Заказчик выбирает один из тарифов, ука</w:t>
-      </w:r>
-      <w:r>
-        <w:rPr>
-          <w:sz w:val="20"/>
-          <w:szCs w:val="20"/>
-          <w:lang w:val="ru-RU"/>
-        </w:rPr>
-        <w:t>занных в Приложениях № 1 и № 2. Цена абонемента и порядок перерасчётов определяются соответствующим Приложением.</w:t>
+        <w:t>5.1. Заказчик выбирает один из тарифов, указанных в Приложениях № 1 и № 2. Цена абонемента и порядок перерасчётов определяются соответствующим Приложением.</w:t>
       </w:r>
     </w:p>
     <w:p>
@@ -1870,15 +1655,7 @@
           <w:szCs w:val="20"/>
           <w:lang w:val="ru-RU"/>
         </w:rPr>
-        <w:t>5.2. Абонементная плата вносится авансом ежемесячно с 28 числа месяца, предшествующего оплачиваемому, до 3 числа оплачиваемого месяца. Оплата п</w:t>
-      </w:r>
-      <w:r>
-        <w:rPr>
-          <w:sz w:val="20"/>
-          <w:szCs w:val="20"/>
-          <w:lang w:val="ru-RU"/>
-        </w:rPr>
-        <w:t>роизводится безналичным переводом на счёт Исполнителя либо иным способом, обеспечивающим подтверждение платежа. Датой оплаты считается дата поступления денежных средств.</w:t>
+        <w:t>5.2. Абонементная плата вносится авансом ежемесячно с 28 числа месяца, предшествующего оплачиваемому, до 3 числа оплачиваемого месяца. Оплата производится безналичным переводом на счёт Исполнителя либо иным способом, обеспечивающим подтверждение платежа. Датой оплаты считается дата поступления денежных средств.</w:t>
       </w:r>
     </w:p>
     <w:p>
@@ -1896,15 +1673,7 @@
           <w:szCs w:val="20"/>
           <w:lang w:val="ru-RU"/>
         </w:rPr>
-        <w:t xml:space="preserve">5.3. При просрочке оплаты Заказчик уплачивает Исполнителю неустойку в размере 0,1% от </w:t>
-      </w:r>
-      <w:r>
-        <w:rPr>
-          <w:sz w:val="20"/>
-          <w:szCs w:val="20"/>
-          <w:lang w:val="ru-RU"/>
-        </w:rPr>
-        <w:t>суммы задолженности за каждый день просрочки.</w:t>
+        <w:t>5.3. При просрочке оплаты Заказчик уплачивает Исполнителю неустойку в размере 0,1% от суммы задолженности за каждый день просрочки.</w:t>
       </w:r>
     </w:p>
     <w:p>
@@ -1922,15 +1691,7 @@
           <w:szCs w:val="20"/>
           <w:lang w:val="ru-RU"/>
         </w:rPr>
-        <w:t>5.4. При просрочке оплаты более 5 рабочих дней Исполнитель вправе приостановить оказание услуг (п. 3.2.1), при просрочке более 15 рабочих дней — отказаться от исполнения договора (п. 3.2.3). При отказе Исполнит</w:t>
-      </w:r>
-      <w:r>
-        <w:rPr>
-          <w:sz w:val="20"/>
-          <w:szCs w:val="20"/>
-          <w:lang w:val="ru-RU"/>
-        </w:rPr>
-        <w:t>еля от договора по этому основанию задолженность подлежит взысканию в полном объёме, а уплаченные суммы засчитываются в счёт задолженности.</w:t>
+        <w:t>5.4. При просрочке оплаты более 5 рабочих дней Исполнитель вправе приостановить оказание услуг (п. 3.2.1), при просрочке более 15 рабочих дней — отказаться от исполнения договора (п. 3.2.3). При отказе Исполнителя от договора по этому основанию задолженность подлежит взысканию в полном объёме, а уплаченные суммы засчитываются в счёт задолженности.</w:t>
       </w:r>
     </w:p>
     <w:p>
@@ -1966,15 +1727,7 @@
           <w:szCs w:val="20"/>
           <w:lang w:val="ru-RU"/>
         </w:rPr>
-        <w:t>5.5.1. Место в группе на абонементный период может быть зарезервировано за Ребён</w:t>
-      </w:r>
-      <w:r>
-        <w:rPr>
-          <w:sz w:val="20"/>
-          <w:szCs w:val="20"/>
-          <w:lang w:val="ru-RU"/>
-        </w:rPr>
-        <w:t>ком на основании письменного заявления Заказчика (в том числе направленного в электронной форме через личный кабинет, мессенджер или электронную почту) и внесения платы за резервирование в размере 5 000 (пять тысяч) рублей.</w:t>
+        <w:t>5.5.1. Место в группе на абонементный период может быть зарезервировано за Ребёнком на основании письменного заявления Заказчика (в том числе направленного в электронной форме через личный кабинет, мессенджер или электронную почту) и внесения платы за резервирование в размере 5 000 (пять тысяч) рублей.</w:t>
       </w:r>
     </w:p>
     <w:p>
@@ -1992,15 +1745,7 @@
           <w:szCs w:val="20"/>
           <w:lang w:val="ru-RU"/>
         </w:rPr>
-        <w:t>5.5.2. Плата за резервирование в</w:t>
-      </w:r>
-      <w:r>
-        <w:rPr>
-          <w:sz w:val="20"/>
-          <w:szCs w:val="20"/>
-          <w:lang w:val="ru-RU"/>
-        </w:rPr>
-        <w:t xml:space="preserve"> полном объёме засчитывается в счёт абонементной платы за зарезервированный абонементный период, если Ребёнок приступил к посещению центра в этом периоде.</w:t>
+        <w:t>5.5.2. Плата за резервирование в полном объёме засчитывается в счёт абонементной платы за зарезервированный абонементный период, если Ребёнок приступил к посещению центра в этом периоде.</w:t>
       </w:r>
     </w:p>
     <w:p>
@@ -2018,15 +1763,7 @@
           <w:szCs w:val="20"/>
           <w:lang w:val="ru-RU"/>
         </w:rPr>
-        <w:t>5.5.3. Резервирование места — самостоятельная услуга Исполнителя: на зарезервированный период Исполни</w:t>
-      </w:r>
-      <w:r>
-        <w:rPr>
-          <w:sz w:val="20"/>
-          <w:szCs w:val="20"/>
-          <w:lang w:val="ru-RU"/>
-        </w:rPr>
-        <w:t>тель приостанавливает приём в группу других детей, комплектует группу с учётом зарезервированного места и несёт расходы по обеспечению готовности группы (персонал, материалы, питание) независимо от фактического посещения Ребёнка.</w:t>
+        <w:t>5.5.3. Резервирование места — самостоятельная услуга Исполнителя: на зарезервированный период Исполнитель приостанавливает приём в группу других детей, комплектует группу с учётом зарезервированного места и несёт расходы по обеспечению готовности группы (персонал, материалы, питание) независимо от фактического посещения Ребёнка.</w:t>
       </w:r>
     </w:p>
     <w:p>
@@ -2044,15 +1781,7 @@
           <w:szCs w:val="20"/>
           <w:lang w:val="ru-RU"/>
         </w:rPr>
-        <w:t>5.5.4. В случае отказа Зак</w:t>
-      </w:r>
-      <w:r>
-        <w:rPr>
-          <w:sz w:val="20"/>
-          <w:szCs w:val="20"/>
-          <w:lang w:val="ru-RU"/>
-        </w:rPr>
-        <w:t xml:space="preserve">азчика от зарезервированного периода, непосещения Ребёнком центра в зарезервированном периоде либо расторжения договора по инициативе Заказчика плата за </w:t>
+        <w:t xml:space="preserve">5.5.4. В случае отказа Заказчика от зарезервированного периода, непосещения Ребёнком центра в зарезервированном периоде либо расторжения договора по инициативе Заказчика плата за </w:t>
       </w:r>
       <w:r>
         <w:rPr>
@@ -2061,15 +1790,7 @@
           <w:lang w:val="ru-RU"/>
         </w:rPr>
         <w:lastRenderedPageBreak/>
-        <w:t>резервирование возврату не подлежит и признаётся платой за фактически оказанную Исполнителем услугу, ук</w:t>
-      </w:r>
-      <w:r>
-        <w:rPr>
-          <w:sz w:val="20"/>
-          <w:szCs w:val="20"/>
-          <w:lang w:val="ru-RU"/>
-        </w:rPr>
-        <w:t>азанную в п. 5.5.3.</w:t>
+        <w:t>резервирование возврату не подлежит и признаётся платой за фактически оказанную Исполнителем услугу, указанную в п. 5.5.3.</w:t>
       </w:r>
     </w:p>
     <w:p>
@@ -2105,15 +1826,7 @@
           <w:szCs w:val="20"/>
           <w:lang w:val="ru-RU"/>
         </w:rPr>
-        <w:t xml:space="preserve">5.6.1. Скидка по тарифу «Специальный» предоставляется Заказчику при условии непрерывного действия договора не менее 4 (четырёх) календарных месяцев с даты начала оказания </w:t>
-      </w:r>
-      <w:r>
-        <w:rPr>
-          <w:sz w:val="20"/>
-          <w:szCs w:val="20"/>
-          <w:lang w:val="ru-RU"/>
-        </w:rPr>
-        <w:t xml:space="preserve">услуг и соблюдения Заказчиком иных условий, предусмотренных Приложением № 2. Скидка предоставлена под </w:t>
+        <w:t xml:space="preserve">5.6.1. Скидка по тарифу «Специальный» предоставляется Заказчику при условии непрерывного действия договора не менее 4 (четырёх) календарных месяцев с даты начала оказания услуг и соблюдения Заказчиком иных условий, предусмотренных Приложением № 2. Скидка предоставлена под </w:t>
       </w:r>
       <w:proofErr w:type="spellStart"/>
       <w:r>
@@ -2149,23 +1862,7 @@
           <w:szCs w:val="20"/>
           <w:lang w:val="ru-RU"/>
         </w:rPr>
-        <w:t>5.6.2. При расторжении договора по инициативе Заказчика до истечения срока, указанного в п. 5.6.1, либо при н</w:t>
-      </w:r>
-      <w:r>
-        <w:rPr>
-          <w:sz w:val="20"/>
-          <w:szCs w:val="20"/>
-          <w:lang w:val="ru-RU"/>
-        </w:rPr>
-        <w:t xml:space="preserve">арушении Заказчиком условий предоставления скидки скидка аннулируется с даты заключения договора. Стоимость всех дней фактического посещения Ребёнка за весь период действия договора пересчитывается по тарифу «Основной» (Приложение № 1): 1 350 (одна тысяча </w:t>
-      </w:r>
-      <w:r>
-        <w:rPr>
-          <w:sz w:val="20"/>
-          <w:szCs w:val="20"/>
-          <w:lang w:val="ru-RU"/>
-        </w:rPr>
-        <w:t>триста пятьдесят) рублей за каждый рабочий день посещения, месячный абонемент — 25 000 (двадцать пять тысяч) рублей.</w:t>
+        <w:t>5.6.2. При расторжении договора по инициативе Заказчика до истечения срока, указанного в п. 5.6.1, либо при нарушении Заказчиком условий предоставления скидки скидка аннулируется с даты заключения договора. Стоимость всех дней фактического посещения Ребёнка за весь период действия договора пересчитывается по тарифу «Основной» (Приложение № 1): 1 350 (одна тысяча триста пятьдесят) рублей за каждый рабочий день посещения, месячный абонемент — 25 000 (двадцать пять тысяч) рублей.</w:t>
       </w:r>
     </w:p>
     <w:p>
@@ -2183,15 +1880,7 @@
           <w:szCs w:val="20"/>
           <w:lang w:val="ru-RU"/>
         </w:rPr>
-        <w:t>5.6.3. Разница между стоимостью услуг, рассчитанной по тарифу «Основной», и стоимостью, фактически уплаченной Заказчиком по тарифу «Специал</w:t>
-      </w:r>
-      <w:r>
-        <w:rPr>
-          <w:sz w:val="20"/>
-          <w:szCs w:val="20"/>
-          <w:lang w:val="ru-RU"/>
-        </w:rPr>
-        <w:t>ьный», подлежит уплате Заказчиком в течение 10 (десяти) календарных дней с даты направления Исполнителем письменного требования (в том числе в электронной форме). Исполнитель вправе удержать указанную разницу из внесённых Заказчиком сумм.</w:t>
+        <w:t>5.6.3. Разница между стоимостью услуг, рассчитанной по тарифу «Основной», и стоимостью, фактически уплаченной Заказчиком по тарифу «Специальный», подлежит уплате Заказчиком в течение 10 (десяти) календарных дней с даты направления Исполнителем письменного требования (в том числе в электронной форме). Исполнитель вправе удержать указанную разницу из внесённых Заказчиком сумм.</w:t>
       </w:r>
     </w:p>
     <w:p>
@@ -2209,23 +1898,7 @@
           <w:szCs w:val="20"/>
           <w:lang w:val="ru-RU"/>
         </w:rPr>
-        <w:t>5.7. Один раз в г</w:t>
-      </w:r>
-      <w:r>
-        <w:rPr>
-          <w:sz w:val="20"/>
-          <w:szCs w:val="20"/>
-          <w:lang w:val="ru-RU"/>
-        </w:rPr>
-        <w:t>од (при заключении договора либо при поступлении Ребёнка) Заказчик оплачивает организационный сбор на приобретение материалов для занятий и расходных материалов в размере, установленном выбранным тарифом. Сбор расходуется Исполнителем на приобретение указа</w:t>
-      </w:r>
-      <w:r>
-        <w:rPr>
-          <w:sz w:val="20"/>
-          <w:szCs w:val="20"/>
-          <w:lang w:val="ru-RU"/>
-        </w:rPr>
-        <w:t>нных материалов, не входит в цену абонемента и возврату не подлежит после приобретения материалов.</w:t>
+        <w:t>5.7. Один раз в год (при заключении договора либо при поступлении Ребёнка) Заказчик оплачивает организационный сбор на приобретение материалов для занятий и расходных материалов в размере, установленном выбранным тарифом. Сбор расходуется Исполнителем на приобретение указанных материалов, не входит в цену абонемента и возврату не подлежит после приобретения материалов.</w:t>
       </w:r>
     </w:p>
     <w:p>
@@ -2261,15 +1934,7 @@
           <w:szCs w:val="20"/>
           <w:lang w:val="ru-RU"/>
         </w:rPr>
-        <w:t>6.1. За неисполнение или ненадлежащее исполнение обязательств по настоящему договору стороны несут ответственность в соответствии с</w:t>
-      </w:r>
-      <w:r>
-        <w:rPr>
-          <w:sz w:val="20"/>
-          <w:szCs w:val="20"/>
-          <w:lang w:val="ru-RU"/>
-        </w:rPr>
-        <w:t xml:space="preserve"> законодательством Российской Федерации.</w:t>
+        <w:t>6.1. За неисполнение или ненадлежащее исполнение обязательств по настоящему договору стороны несут ответственность в соответствии с законодательством Российской Федерации.</w:t>
       </w:r>
     </w:p>
     <w:p>
@@ -2287,15 +1952,7 @@
           <w:szCs w:val="20"/>
           <w:lang w:val="ru-RU"/>
         </w:rPr>
-        <w:t>6.2. За вред, причинённый здоровью Ребёнка, Исполнитель отвечает в соответствии со ст. 1064, 1095 ГК РФ, если не докажет, что вред возник вследствие непреодолимой силы или нарушения Заказчиком обязанностей, предусмо</w:t>
-      </w:r>
-      <w:r>
-        <w:rPr>
-          <w:sz w:val="20"/>
-          <w:szCs w:val="20"/>
-          <w:lang w:val="ru-RU"/>
-        </w:rPr>
-        <w:t>тренных п. 4.1 (в том числе сокрытия сведений о состоянии здоровья).</w:t>
+        <w:t>6.2. За вред, причинённый здоровью Ребёнка, Исполнитель отвечает в соответствии со ст. 1064, 1095 ГК РФ, если не докажет, что вред возник вследствие непреодолимой силы или нарушения Заказчиком обязанностей, предусмотренных п. 4.1 (в том числе сокрытия сведений о состоянии здоровья).</w:t>
       </w:r>
     </w:p>
     <w:p>
@@ -2313,15 +1970,7 @@
           <w:szCs w:val="20"/>
           <w:lang w:val="ru-RU"/>
         </w:rPr>
-        <w:t>6.3. Вред, причинённый Ребёнком (не достигшим 14 лет) имуществу Исполнителя или третьих лиц, возмещается Заказчиком в полном объёме (ст. 1073 ГК РФ). Размер ущерба определяется по расчёту</w:t>
-      </w:r>
-      <w:r>
-        <w:rPr>
-          <w:sz w:val="20"/>
-          <w:szCs w:val="20"/>
-          <w:lang w:val="ru-RU"/>
-        </w:rPr>
-        <w:t xml:space="preserve"> Исполнителя (смета, счёт на замену или ремонт), при несогласии Заказчика — независимой оценкой за его счёт.</w:t>
+        <w:t>6.3. Вред, причинённый Ребёнком (не достигшим 14 лет) имуществу Исполнителя или третьих лиц, возмещается Заказчиком в полном объёме (ст. 1073 ГК РФ). Размер ущерба определяется по расчёту Исполнителя (смета, счёт на замену или ремонт), при несогласии Заказчика — независимой оценкой за его счёт.</w:t>
       </w:r>
     </w:p>
     <w:p>
@@ -2357,15 +2006,7 @@
           <w:szCs w:val="20"/>
           <w:lang w:val="ru-RU"/>
         </w:rPr>
-        <w:t>7. Срок действия, изменен</w:t>
-      </w:r>
-      <w:r>
-        <w:rPr>
-          <w:sz w:val="20"/>
-          <w:szCs w:val="20"/>
-          <w:lang w:val="ru-RU"/>
-        </w:rPr>
-        <w:t>ие и расторжение договора</w:t>
+        <w:t>7. Срок действия, изменение и расторжение договора</w:t>
       </w:r>
     </w:p>
     <w:p>
@@ -2401,31 +2042,7 @@
           <w:szCs w:val="20"/>
           <w:lang w:val="ru-RU"/>
         </w:rPr>
-        <w:t xml:space="preserve">7.2. Заказчик вправе расторгнуть договор </w:t>
-      </w:r>
-      <w:r>
-        <w:rPr>
-          <w:sz w:val="20"/>
-          <w:szCs w:val="20"/>
-          <w:lang w:val="ru-RU"/>
-        </w:rPr>
-        <w:t>в любое время, письменно уведомив Исполнителя не менее чем за 14 календарных дней до предполагаемой даты расторжения. Возврат неиспользованной части абонемента производится в течение 10 рабочих дней с даты расторжения за вычетом: стоимости фактически оказа</w:t>
-      </w:r>
-      <w:r>
-        <w:rPr>
-          <w:sz w:val="20"/>
-          <w:szCs w:val="20"/>
-          <w:lang w:val="ru-RU"/>
-        </w:rPr>
-        <w:t>нных дней по разовому тарифу, установленному выбранным Приложением, фактически понесённых Исполнителем расходов на резервирование места и содержание группы, а также задолженности и неустойки при их наличии. Условия расторжения по тарифу «Специальный» опред</w:t>
-      </w:r>
-      <w:r>
-        <w:rPr>
-          <w:sz w:val="20"/>
-          <w:szCs w:val="20"/>
-          <w:lang w:val="ru-RU"/>
-        </w:rPr>
-        <w:t>еляются Приложением № 2 и п. 5.6 настоящего договора.</w:t>
+        <w:t>7.2. Заказчик вправе расторгнуть договор в любое время, письменно уведомив Исполнителя не менее чем за 14 календарных дней до предполагаемой даты расторжения. Возврат неиспользованной части абонемента производится в течение 10 рабочих дней с даты расторжения за вычетом: стоимости фактически оказанных дней по разовому тарифу, установленному выбранным Приложением, фактически понесённых Исполнителем расходов на резервирование места и содержание группы, а также задолженности и неустойки при их наличии. Условия расторжения по тарифу «Специальный» определяются Приложением № 2 и п. 5.6 настоящего договора.</w:t>
       </w:r>
     </w:p>
     <w:p>
@@ -2444,15 +2061,7 @@
           <w:lang w:val="ru-RU"/>
         </w:rPr>
         <w:lastRenderedPageBreak/>
-        <w:t>7.3. При отсутствии Ребёнка более 5 рабочих дней подряд без уведомления Заказчика (п. 4.1.8) и без предоставления справки (п. 4.1.7) Исполнитель вправе считать Заказчика отказавшимся от договора: догово</w:t>
-      </w:r>
-      <w:r>
-        <w:rPr>
-          <w:sz w:val="20"/>
-          <w:szCs w:val="20"/>
-          <w:lang w:val="ru-RU"/>
-        </w:rPr>
-        <w:t>р прекращается, место освобождается, возврат производится в порядке п. 7.2.</w:t>
+        <w:t>7.3. При отсутствии Ребёнка более 5 рабочих дней подряд без уведомления Заказчика (п. 4.1.8) и без предоставления справки (п. 4.1.7) Исполнитель вправе считать Заказчика отказавшимся от договора: договор прекращается, место освобождается, возврат производится в порядке п. 7.2.</w:t>
       </w:r>
     </w:p>
     <w:p>
@@ -2470,15 +2079,7 @@
           <w:szCs w:val="20"/>
           <w:lang w:val="ru-RU"/>
         </w:rPr>
-        <w:t>7.4. Исполнитель вправе отказаться от исполнения договора в одностороннем порядке, письменно уведомив Заказчика за 14 календарных дней, с возвратом неиспользованной части абонемент</w:t>
-      </w:r>
-      <w:r>
-        <w:rPr>
-          <w:sz w:val="20"/>
-          <w:szCs w:val="20"/>
-          <w:lang w:val="ru-RU"/>
-        </w:rPr>
-        <w:t>а.</w:t>
+        <w:t>7.4. Исполнитель вправе отказаться от исполнения договора в одностороннем порядке, письменно уведомив Заказчика за 14 календарных дней, с возвратом неиспользованной части абонемента.</w:t>
       </w:r>
     </w:p>
     <w:p>
@@ -2514,15 +2115,7 @@
           <w:szCs w:val="20"/>
           <w:lang w:val="ru-RU"/>
         </w:rPr>
-        <w:t>7.6. Все изменения и дополнения к договору действительны в письменной фо</w:t>
-      </w:r>
-      <w:r>
-        <w:rPr>
-          <w:sz w:val="20"/>
-          <w:szCs w:val="20"/>
-          <w:lang w:val="ru-RU"/>
-        </w:rPr>
-        <w:t>рме, подписанной сторонами. Уведомления могут направляться через мессенджеры и личный кабинет, если стороны используют их для переписки; такие уведомления считаются полученными в день отправки.</w:t>
+        <w:t>7.6. Все изменения и дополнения к договору действительны в письменной форме, подписанной сторонами. Уведомления могут направляться через мессенджеры и личный кабинет, если стороны используют их для переписки; такие уведомления считаются полученными в день отправки.</w:t>
       </w:r>
     </w:p>
     <w:p>
@@ -2540,15 +2133,7 @@
           <w:szCs w:val="20"/>
           <w:lang w:val="ru-RU"/>
         </w:rPr>
-        <w:t>7.7. Договор составлен в двух экземплярах, имеющих равную юрид</w:t>
-      </w:r>
-      <w:r>
-        <w:rPr>
-          <w:sz w:val="20"/>
-          <w:szCs w:val="20"/>
-          <w:lang w:val="ru-RU"/>
-        </w:rPr>
-        <w:t>ическую силу, по одному для каждой стороны.</w:t>
+        <w:t>7.7. Договор составлен в двух экземплярах, имеющих равную юридическую силу, по одному для каждой стороны.</w:t>
       </w:r>
     </w:p>
     <w:p>
@@ -2584,15 +2169,7 @@
           <w:szCs w:val="20"/>
           <w:lang w:val="ru-RU"/>
         </w:rPr>
-        <w:t>8.1. Спорные вопросы, возникающие при исполнении договора, разрешаются путём переговоров. При недостижении согласия споры рассматриваются в судебном порядке по месту нахождения Исполни</w:t>
-      </w:r>
-      <w:r>
-        <w:rPr>
-          <w:sz w:val="20"/>
-          <w:szCs w:val="20"/>
-          <w:lang w:val="ru-RU"/>
-        </w:rPr>
-        <w:t>теля. Для исков Заказчика, вытекающих из настоящего договора, действует подсудность по выбору истца (ст. 29 ГПК РФ).</w:t>
+        <w:t>8.1. Спорные вопросы, возникающие при исполнении договора, разрешаются путём переговоров. При недостижении согласия споры рассматриваются в судебном порядке по месту нахождения Исполнителя. Для исков Заказчика, вытекающих из настоящего договора, действует подсудность по выбору истца (ст. 29 ГПК РФ).</w:t>
       </w:r>
     </w:p>
     <w:p>
@@ -2628,15 +2205,7 @@
           <w:szCs w:val="20"/>
           <w:lang w:val="ru-RU"/>
         </w:rPr>
-        <w:t>8.3. Электронная форма документ</w:t>
-      </w:r>
-      <w:r>
-        <w:rPr>
-          <w:sz w:val="20"/>
-          <w:szCs w:val="20"/>
-          <w:lang w:val="ru-RU"/>
-        </w:rPr>
-        <w:t>ов.</w:t>
+        <w:t>8.3. Электронная форма документов.</w:t>
       </w:r>
     </w:p>
     <w:p>
@@ -2669,23 +2238,7 @@
           <w:szCs w:val="20"/>
           <w:lang w:val="ru-RU"/>
         </w:rPr>
-        <w:t xml:space="preserve">-коду либо ссылке, направленным на контактный телефон или </w:t>
-      </w:r>
-      <w:r>
-        <w:rPr>
-          <w:sz w:val="20"/>
-          <w:szCs w:val="20"/>
-          <w:lang w:val="ru-RU"/>
-        </w:rPr>
-        <w:t>адрес электронной почты Заказчика, а также путём совершения Заказчиком оплаты. Такие документы признаются подписанными собственноручно и имеют равную юридическую силу с документами на бумажном носителе (ст. 160, 434, 438 ГК РФ, ст. 6, 9 ФЗ № 63-ФЗ «Об элек</w:t>
-      </w:r>
-      <w:r>
-        <w:rPr>
-          <w:sz w:val="20"/>
-          <w:szCs w:val="20"/>
-          <w:lang w:val="ru-RU"/>
-        </w:rPr>
-        <w:t>тронной подписи»).</w:t>
+        <w:t>-коду либо ссылке, направленным на контактный телефон или адрес электронной почты Заказчика, а также путём совершения Заказчиком оплаты. Такие документы признаются подписанными собственноручно и имеют равную юридическую силу с документами на бумажном носителе (ст. 160, 434, 438 ГК РФ, ст. 6, 9 ФЗ № 63-ФЗ «Об электронной подписи»).</w:t>
       </w:r>
     </w:p>
     <w:p>
@@ -2703,15 +2256,7 @@
           <w:szCs w:val="20"/>
           <w:lang w:val="ru-RU"/>
         </w:rPr>
-        <w:t>8.3.2. Заявления, уведомления и отказы Заказчика (в том числе об отсутствии Ребёнка, об отпуске, о расторжении договора) считаются совершёнными в письменной форме, если направлены через личный кабинет, мессенджер или электронную почту, у</w:t>
-      </w:r>
-      <w:r>
-        <w:rPr>
-          <w:sz w:val="20"/>
-          <w:szCs w:val="20"/>
-          <w:lang w:val="ru-RU"/>
-        </w:rPr>
-        <w:t>казанные Заказчиком при заключении договора. Такие сообщения считаются полученными Исполнителем в день отправки.</w:t>
+        <w:t>8.3.2. Заявления, уведомления и отказы Заказчика (в том числе об отсутствии Ребёнка, об отпуске, о расторжении договора) считаются совершёнными в письменной форме, если направлены через личный кабинет, мессенджер или электронную почту, указанные Заказчиком при заключении договора. Такие сообщения считаются полученными Исполнителем в день отправки.</w:t>
       </w:r>
     </w:p>
     <w:p>
@@ -2729,15 +2274,7 @@
           <w:szCs w:val="20"/>
           <w:lang w:val="ru-RU"/>
         </w:rPr>
-        <w:t xml:space="preserve">8.4. Заказчик даёт согласие на обработку персональных данных (своих и Ребёнка) в объёме, необходимом для исполнения договора, в соответствии с </w:t>
-      </w:r>
-      <w:r>
-        <w:rPr>
-          <w:sz w:val="20"/>
-          <w:szCs w:val="20"/>
-          <w:lang w:val="ru-RU"/>
-        </w:rPr>
-        <w:t>ФЗ № 152-ФЗ «О персональных данных», а также на получение уведомлений об оплате и организационных сообщений по указанным в анкете каналам связи. Согласие действует до прекращения договора и может быть отозвано письменным заявлением.</w:t>
+        <w:t>8.4. Заказчик даёт согласие на обработку персональных данных (своих и Ребёнка) в объёме, необходимом для исполнения договора, в соответствии с ФЗ № 152-ФЗ «О персональных данных», а также на получение уведомлений об оплате и организационных сообщений по указанным в анкете каналам связи. Согласие действует до прекращения договора и может быть отозвано письменным заявлением.</w:t>
       </w:r>
     </w:p>
     <w:p>
@@ -2755,15 +2292,7 @@
           <w:szCs w:val="20"/>
           <w:lang w:val="ru-RU"/>
         </w:rPr>
-        <w:t>Приложение № 1 (тариф «</w:t>
-      </w:r>
-      <w:r>
-        <w:rPr>
-          <w:sz w:val="20"/>
-          <w:szCs w:val="20"/>
-          <w:lang w:val="ru-RU"/>
-        </w:rPr>
-        <w:t>Основной») к Договору № ___</w:t>
+        <w:t>Приложение № 1 (тариф «Основной») к Договору № ___</w:t>
       </w:r>
     </w:p>
     <w:p>
@@ -2911,15 +2440,7 @@
           <w:szCs w:val="20"/>
           <w:lang w:val="ru-RU"/>
         </w:rPr>
-        <w:t>При заключении догов</w:t>
-      </w:r>
-      <w:r>
-        <w:rPr>
-          <w:sz w:val="20"/>
-          <w:szCs w:val="20"/>
-          <w:lang w:val="ru-RU"/>
-        </w:rPr>
-        <w:t>ора не с начала месяца стоимость рассчитывается из расчёта 1 350 рублей за рабочий день до начала следующего абонементного периода.</w:t>
+        <w:t>При заключении договора не с начала месяца стоимость рассчитывается из расчёта 1 350 рублей за рабочий день до начала следующего абонементного периода.</w:t>
       </w:r>
     </w:p>
     <w:p>
@@ -2965,14 +2486,7 @@
           <w:sz w:val="20"/>
           <w:szCs w:val="20"/>
         </w:rPr>
-        <w:t>про</w:t>
-      </w:r>
-      <w:r>
-        <w:rPr>
-          <w:sz w:val="20"/>
-          <w:szCs w:val="20"/>
-        </w:rPr>
-        <w:t>срочке</w:t>
+        <w:t>просрочке</w:t>
       </w:r>
       <w:proofErr w:type="spellEnd"/>
       <w:r>
@@ -3035,15 +2549,7 @@
           <w:szCs w:val="20"/>
           <w:lang w:val="ru-RU"/>
         </w:rPr>
-        <w:t>Перерасчёт по болезни: при отсутствии Ребёнка по болезни 3 и более рабочих дней подряд, подтверждённому справкой медицинской организации, дни болезни компенсируются из расчёта 350 рублей за рабочий день. По выбору И</w:t>
-      </w:r>
-      <w:r>
-        <w:rPr>
-          <w:sz w:val="20"/>
-          <w:szCs w:val="20"/>
-          <w:lang w:val="ru-RU"/>
-        </w:rPr>
-        <w:t xml:space="preserve">сполнителя компенсация производится путём зачёта в счёт оплаты следующего абонементного периода либо возврата денежных </w:t>
+        <w:t xml:space="preserve">Перерасчёт по болезни: при отсутствии Ребёнка по болезни, подтверждённому справкой медицинской организации, дни болезни компенсируются из расчёта 350 рублей за рабочий день. По выбору Исполнителя компенсация производится путём зачёта в счёт оплаты следующего абонементного периода либо возврата денежных средств при расторжении </w:t>
       </w:r>
       <w:r>
         <w:rPr>
@@ -3052,7 +2558,7 @@
           <w:lang w:val="ru-RU"/>
         </w:rPr>
         <w:lastRenderedPageBreak/>
-        <w:t>средств при расторжении договора. Дни, пропущенные по семейным обстоятельствам без справки, компенсации не подлежат.</w:t>
+        <w:t>договора. Дни, пропущенные по семейным обстоятельствам без справки, компенсации не подлежат.</w:t>
       </w:r>
     </w:p>
     <w:p>
@@ -3075,15 +2581,7 @@
           <w:szCs w:val="20"/>
           <w:lang w:val="ru-RU"/>
         </w:rPr>
-        <w:t>Оплата абонемента за</w:t>
-      </w:r>
-      <w:r>
-        <w:rPr>
-          <w:sz w:val="20"/>
-          <w:szCs w:val="20"/>
-          <w:lang w:val="ru-RU"/>
-        </w:rPr>
-        <w:t xml:space="preserve"> месяц не может составлять менее 1</w:t>
+        <w:t>Оплата абонемента за месяц не может составлять менее 1</w:t>
       </w:r>
       <w:r>
         <w:rPr>
@@ -3122,15 +2620,7 @@
           <w:szCs w:val="20"/>
           <w:lang w:val="ru-RU"/>
         </w:rPr>
-        <w:t>Сохранение места: Заказчик, желающий сохранить место за Ребёнком при непосещении центра в течение полного абонементного пер</w:t>
-      </w:r>
-      <w:r>
-        <w:rPr>
-          <w:sz w:val="20"/>
-          <w:szCs w:val="20"/>
-          <w:lang w:val="ru-RU"/>
-        </w:rPr>
-        <w:t>иода (20 и более рабочих дней), оплачивает 1</w:t>
+        <w:t>Сохранение места: Заказчик, желающий сохранить место за Ребёнком при непосещении центра в течение полного абонементного периода (20 и более рабочих дней), оплачивает 1</w:t>
       </w:r>
       <w:r>
         <w:rPr>
@@ -3169,23 +2659,7 @@
           <w:szCs w:val="20"/>
           <w:lang w:val="ru-RU"/>
         </w:rPr>
-        <w:t xml:space="preserve">Летний оздоровительный отпуск: по письменному заявлению, поданному не позднее </w:t>
-      </w:r>
-      <w:r>
-        <w:rPr>
-          <w:sz w:val="20"/>
-          <w:szCs w:val="20"/>
-          <w:lang w:val="ru-RU"/>
-        </w:rPr>
-        <w:t>30 мая, Ребёнку, посещающему центр не менее 3 месяцев, предоставляется отпуск 1 месяц (20 рабочих дней) в июле или августе с оплатой 50% стоимости следующего месяца за сохранение места (8 500 рублей). В иных случаях место за Ребёнком на период отсутствия н</w:t>
-      </w:r>
-      <w:r>
-        <w:rPr>
-          <w:sz w:val="20"/>
-          <w:szCs w:val="20"/>
-          <w:lang w:val="ru-RU"/>
-        </w:rPr>
-        <w:t>е сохраняется.</w:t>
+        <w:t>Летний оздоровительный отпуск: по письменному заявлению, поданному не позднее 30 мая, Ребёнку, посещающему центр не менее 3 месяцев, предоставляется отпуск 1 месяц (20 рабочих дней) в июле или августе с оплатой следующего месяца за сохранение места (8 500 рублей). В иных случаях место за Ребёнком на период отсутствия не сохраняется.</w:t>
       </w:r>
     </w:p>
     <w:p>
@@ -3208,15 +2682,7 @@
           <w:szCs w:val="20"/>
           <w:lang w:val="ru-RU"/>
         </w:rPr>
-        <w:t>Дни карантина, введённого по эпидемиологическим показаниям, не пересчитываются и не переносятся: в указанный период Исполнитель продолжает нести расходы на содержание группы, персонал, аренду и проводит дезинфекционные и уборочные мероприяти</w:t>
-      </w:r>
-      <w:r>
-        <w:rPr>
-          <w:sz w:val="20"/>
-          <w:szCs w:val="20"/>
-          <w:lang w:val="ru-RU"/>
-        </w:rPr>
-        <w:t>я. Настоящее условие не применяется, если деятельность Исполнителя приостановлена по предписанию уполномоченного органа.</w:t>
+        <w:t>Дни карантина, введённого по эпидемиологическим показаниям, не пересчитываются и не переносятся: в указанный период Исполнитель продолжает нести расходы на содержание группы, персонал, аренду и проводит дезинфекционные и уборочные мероприятия. Настоящее условие не применяется, если деятельность Исполнителя приостановлена по предписанию уполномоченного органа.</w:t>
       </w:r>
     </w:p>
     <w:p>
@@ -3261,15 +2727,7 @@
           <w:szCs w:val="20"/>
           <w:lang w:val="ru-RU"/>
         </w:rPr>
-        <w:t>Услуги специалистов (логопед, псих</w:t>
-      </w:r>
-      <w:r>
-        <w:rPr>
-          <w:sz w:val="20"/>
-          <w:szCs w:val="20"/>
-          <w:lang w:val="ru-RU"/>
-        </w:rPr>
-        <w:t xml:space="preserve">олог, дефектолог) оплачиваются Заказчиком дополнительно по договорённости. </w:t>
+        <w:t xml:space="preserve">Услуги специалистов (логопед, психолог, дефектолог) оплачиваются Заказчиком дополнительно по договорённости. </w:t>
       </w:r>
       <w:proofErr w:type="spellStart"/>
       <w:r>
@@ -3406,15 +2864,7 @@
           <w:szCs w:val="20"/>
           <w:lang w:val="ru-RU"/>
         </w:rPr>
-        <w:t>Заказчик: Я, ___________</w:t>
-      </w:r>
-      <w:r>
-        <w:rPr>
-          <w:sz w:val="20"/>
-          <w:szCs w:val="20"/>
-          <w:lang w:val="ru-RU"/>
-        </w:rPr>
-        <w:t>_______________________________, выбираю тариф «Основной», с оплатой абонемента 25 000 рублей в месяц. С условиями договора и приложения ознакомлен(а) и согласен(согласна).</w:t>
+        <w:t>Заказчик: Я, __________________________________________, выбираю тариф «Основной», с оплатой абонемента 25 000 рублей в месяц. С условиями договора и приложения ознакомлен(а) и согласен(согласна).</w:t>
       </w:r>
     </w:p>
     <w:p>
@@ -3450,15 +2900,7 @@
           <w:szCs w:val="20"/>
           <w:lang w:val="ru-RU"/>
         </w:rPr>
-        <w:t>Приложение № 2 (тариф «Специал</w:t>
-      </w:r>
-      <w:r>
-        <w:rPr>
-          <w:sz w:val="20"/>
-          <w:szCs w:val="20"/>
-          <w:lang w:val="ru-RU"/>
-        </w:rPr>
-        <w:t>ьный») к Договору № ___</w:t>
+        <w:t>Приложение № 2 (тариф «Специальный») к Договору № ___</w:t>
       </w:r>
     </w:p>
     <w:p>
@@ -3527,15 +2969,7 @@
           <w:szCs w:val="20"/>
           <w:lang w:val="ru-RU"/>
         </w:rPr>
-        <w:t>Скидка</w:t>
-      </w:r>
-      <w:r>
-        <w:rPr>
-          <w:sz w:val="20"/>
-          <w:szCs w:val="20"/>
-          <w:lang w:val="ru-RU"/>
-        </w:rPr>
-        <w:t xml:space="preserve"> предоставляется при одновременном соблюдении следующих условий:</w:t>
+        <w:t>Скидка предоставляется при одновременном соблюдении следующих условий:</w:t>
       </w:r>
     </w:p>
     <w:p>
@@ -3604,15 +3038,7 @@
           <w:szCs w:val="20"/>
           <w:lang w:val="ru-RU"/>
         </w:rPr>
-        <w:t>перерасчёты по дням отсутствия Ребён</w:t>
-      </w:r>
-      <w:r>
-        <w:rPr>
-          <w:sz w:val="20"/>
-          <w:szCs w:val="20"/>
-          <w:lang w:val="ru-RU"/>
-        </w:rPr>
-        <w:t>ка по тарифу «Специальный» не производятся (кроме случаев, предусмотренных п. 6 настоящего Приложения), поскольку скидка предоставлена в том числе в обмен на отказ Заказчика от перерасчётов.</w:t>
+        <w:t>перерасчёты по дням отсутствия Ребёнка по тарифу «Специальный» не производятся (кроме случаев, предусмотренных п. 6 настоящего Приложения), поскольку скидка предоставлена в том числе в обмен на отказ Заказчика от перерасчётов.</w:t>
       </w:r>
     </w:p>
     <w:p>
@@ -3676,31 +3102,7 @@
           <w:szCs w:val="20"/>
           <w:lang w:val="ru-RU"/>
         </w:rPr>
-        <w:t xml:space="preserve"> условием (п. 2 ст. 157 ГК </w:t>
-      </w:r>
-      <w:r>
-        <w:rPr>
-          <w:sz w:val="20"/>
-          <w:szCs w:val="20"/>
-          <w:lang w:val="ru-RU"/>
-        </w:rPr>
-        <w:t>РФ): при расторжении договора по инициативе Заказчика до истечения 4 календарных месяцев с даты начала оказания услуг, за исключением случаев, указанных в п. 5 настоящего Приложения, применяется перерасчёт в порядке п. 5.6 Договора: стоимость всех дней фак</w:t>
-      </w:r>
-      <w:r>
-        <w:rPr>
-          <w:sz w:val="20"/>
-          <w:szCs w:val="20"/>
-          <w:lang w:val="ru-RU"/>
-        </w:rPr>
-        <w:t>тического посещения пересчитывается по тарифу «Основной» (1 350 рублей за день, месячный абонемент — 25 000 рублей), и Заказчик обязан доплатить разницу в течение 10 рабочих дней с даты направления Исполнителем требования. За месяцы, в которых услуги не ок</w:t>
-      </w:r>
-      <w:r>
-        <w:rPr>
-          <w:sz w:val="20"/>
-          <w:szCs w:val="20"/>
-          <w:lang w:val="ru-RU"/>
-        </w:rPr>
-        <w:t>азывались и место не сохранялось, плата не начисляется.</w:t>
+        <w:t xml:space="preserve"> условием (п. 2 ст. 157 ГК РФ): при расторжении договора по инициативе Заказчика до истечения 4 календарных месяцев с даты начала оказания услуг, за исключением случаев, указанных в п. 5 настоящего Приложения, применяется перерасчёт в порядке п. 5.6 Договора: стоимость всех дней фактического посещения пересчитывается по тарифу «Основной» (1 350 рублей за день, месячный абонемент — 25 000 рублей), и Заказчик обязан доплатить разницу в течение 10 рабочих дней с даты направления Исполнителем требования. За месяцы, в которых услуги не оказывались и место не сохранялось, плата не начисляется.</w:t>
       </w:r>
     </w:p>
     <w:p>
@@ -3747,15 +3149,7 @@
           <w:szCs w:val="20"/>
           <w:lang w:val="ru-RU"/>
         </w:rPr>
-        <w:t>переездом Заказчика или Ребёнка в другой населённый пункт (документальное подтверждение</w:t>
-      </w:r>
-      <w:r>
-        <w:rPr>
-          <w:sz w:val="20"/>
-          <w:szCs w:val="20"/>
-          <w:lang w:val="ru-RU"/>
-        </w:rPr>
-        <w:t>);</w:t>
+        <w:t>переездом Заказчика или Ребёнка в другой населённый пункт (документальное подтверждение);</w:t>
       </w:r>
     </w:p>
     <w:p>
@@ -3801,15 +3195,7 @@
           <w:szCs w:val="20"/>
           <w:lang w:val="ru-RU"/>
         </w:rPr>
-        <w:t>Организационный сбор (канцеляри</w:t>
-      </w:r>
-      <w:r>
-        <w:rPr>
-          <w:sz w:val="20"/>
-          <w:szCs w:val="20"/>
-          <w:lang w:val="ru-RU"/>
-        </w:rPr>
-        <w:t xml:space="preserve">я) — </w:t>
+        <w:t xml:space="preserve">Организационный сбор (канцелярия) — </w:t>
       </w:r>
       <w:r>
         <w:rPr>
@@ -3871,15 +3257,7 @@
           <w:szCs w:val="20"/>
           <w:lang w:val="ru-RU"/>
         </w:rPr>
-        <w:t>Сохранение места при непосещении в течение полного абонементного периода — 10 000 рублей за месяц (плата</w:t>
-      </w:r>
-      <w:r>
-        <w:rPr>
-          <w:sz w:val="20"/>
-          <w:szCs w:val="20"/>
-          <w:lang w:val="ru-RU"/>
-        </w:rPr>
-        <w:t xml:space="preserve"> за резервирование места и содержание группы, возврату не подлежит).</w:t>
+        <w:t>Сохранение места при непосещении в течение полного абонементного периода — 10 000 рублей за месяц (плата за резервирование места и содержание группы, возврату не подлежит).</w:t>
       </w:r>
     </w:p>
     <w:p>
@@ -3902,15 +3280,7 @@
           <w:szCs w:val="20"/>
           <w:lang w:val="ru-RU"/>
         </w:rPr>
-        <w:t>Летний оздоровительный отпуск: по письменному заявлению, поданному не позднее 30 мая, Ребёнку, посещающему центр не менее 3 месяцев, предоставляется отпуск 2 недели (10 рабочих дней) в ию</w:t>
-      </w:r>
-      <w:r>
-        <w:rPr>
-          <w:sz w:val="20"/>
-          <w:szCs w:val="20"/>
-          <w:lang w:val="ru-RU"/>
-        </w:rPr>
-        <w:t>ле или августе с оплатой 50% стоимости следующего месяца за сохранение места (5 000 рублей).</w:t>
+        <w:t>Летний оздоровительный отпуск: по письменному заявлению, поданному не позднее 30 мая, Ребёнку, посещающему центр не менее 3 месяцев, предоставляется отпуск 2 недели (10 рабочих дней) в июле или августе с оплатой следующего месяца за сохранение места (5 000 рублей).</w:t>
       </w:r>
     </w:p>
     <w:p>
@@ -4074,14 +3444,7 @@
           <w:sz w:val="20"/>
           <w:szCs w:val="20"/>
         </w:rPr>
-        <w:t xml:space="preserve"> </w:t>
-      </w:r>
-      <w:r>
-        <w:rPr>
-          <w:sz w:val="20"/>
-          <w:szCs w:val="20"/>
-        </w:rPr>
-        <w:t>«</w:t>
+        <w:t xml:space="preserve"> «</w:t>
       </w:r>
       <w:proofErr w:type="spellStart"/>
       <w:r>
@@ -4136,15 +3499,7 @@
           <w:szCs w:val="20"/>
           <w:lang w:val="ru-RU"/>
         </w:rPr>
-        <w:t>Договор по тарифу «Специальный» заключается на срок не менее 4 календарных месяцев. По истечении 4 месяцев договор считается пролонгированным на тех же условиях на каждый следующий календарный месяц, если Заказчик письменно не увед</w:t>
-      </w:r>
-      <w:r>
-        <w:rPr>
-          <w:sz w:val="20"/>
-          <w:szCs w:val="20"/>
-          <w:lang w:val="ru-RU"/>
-        </w:rPr>
-        <w:t>омил Исполнителя о расторжении не менее чем за 14 календарных дней до окончания соответствующего периода. При расторжении после истечения 4 месяцев скидка за прошедшие месяцы сохраняется.</w:t>
+        <w:t>Договор по тарифу «Специальный» заключается на срок не менее 4 календарных месяцев. По истечении 4 месяцев договор считается пролонгированным на тех же условиях на каждый следующий календарный месяц, если Заказчик письменно не уведомил Исполнителя о расторжении не менее чем за 14 календарных дней до окончания соответствующего периода. При расторжении после истечения 4 месяцев скидка за прошедшие месяцы сохраняется.</w:t>
       </w:r>
     </w:p>
     <w:p>
@@ -4167,15 +3522,7 @@
           <w:szCs w:val="20"/>
           <w:lang w:val="ru-RU"/>
         </w:rPr>
-        <w:t>Исполнитель вправе изменить размер скидки или прекратить действие та</w:t>
-      </w:r>
-      <w:r>
-        <w:rPr>
-          <w:sz w:val="20"/>
-          <w:szCs w:val="20"/>
-          <w:lang w:val="ru-RU"/>
-        </w:rPr>
-        <w:t>рифа «Специальный», уведомив Заказчика не менее чем за 14 календарных дней; ранее оплаченные абонементные периоды отрабатываются по условиям, действовавшим на момент оплаты.</w:t>
+        <w:t>Исполнитель вправе изменить размер скидки или прекратить действие тарифа «Специальный», уведомив Заказчика не менее чем за 14 календарных дней; ранее оплаченные абонементные периоды отрабатываются по условиям, действовавшим на момент оплаты.</w:t>
       </w:r>
     </w:p>
     <w:p>
@@ -4193,23 +3540,7 @@
           <w:szCs w:val="20"/>
           <w:lang w:val="ru-RU"/>
         </w:rPr>
-        <w:t>Заказчик: Я, __________________________________________, выбираю тариф «Специальны</w:t>
-      </w:r>
-      <w:r>
-        <w:rPr>
-          <w:sz w:val="20"/>
-          <w:szCs w:val="20"/>
-          <w:lang w:val="ru-RU"/>
-        </w:rPr>
-        <w:t>й», с оплатой абонемента 20 000 рублей в месяц (скидка 5 000 рублей от базового тарифа 25 000 рублей при соблюдении условий п. 3 Приложения № 2). С условиями предоставления скидки, перерасчётом при досрочном расторжении (п. 5.6 Договора) и платой за резерв</w:t>
-      </w:r>
-      <w:r>
-        <w:rPr>
-          <w:sz w:val="20"/>
-          <w:szCs w:val="20"/>
-          <w:lang w:val="ru-RU"/>
-        </w:rPr>
-        <w:t>ирование места (п. 5.5 Договора) ознакомлен(а) и согласен(согласна).</w:t>
+        <w:t>Заказчик: Я, __________________________________________, выбираю тариф «Специальный», с оплатой абонемента 20 000 рублей в месяц (скидка 5 000 рублей от базового тарифа 25 000 рублей при соблюдении условий п. 3 Приложения № 2). С условиями предоставления скидки, перерасчётом при досрочном расторжении (п. 5.6 Договора) и платой за резервирование места (п. 5.5 Договора) ознакомлен(а) и согласен(согласна).</w:t>
       </w:r>
     </w:p>
     <w:p>
@@ -4327,12 +3658,6 @@
         <w:gridCol w:w="3267"/>
       </w:tblGrid>
       <w:tr>
-        <w:tblPrEx>
-          <w:tblCellMar>
-            <w:top w:w="0" w:type="dxa"/>
-            <w:bottom w:w="0" w:type="dxa"/>
-          </w:tblCellMar>
-        </w:tblPrEx>
         <w:trPr>
           <w:tblHeader/>
         </w:trPr>
@@ -4531,12 +3856,6 @@
         </w:tc>
       </w:tr>
       <w:tr>
-        <w:tblPrEx>
-          <w:tblCellMar>
-            <w:top w:w="0" w:type="dxa"/>
-            <w:bottom w:w="0" w:type="dxa"/>
-          </w:tblCellMar>
-        </w:tblPrEx>
         <w:tc>
           <w:tcPr>
             <w:tcW w:w="3103" w:type="dxa"/>
@@ -4694,12 +4013,6 @@
         </w:tc>
       </w:tr>
       <w:tr>
-        <w:tblPrEx>
-          <w:tblCellMar>
-            <w:top w:w="0" w:type="dxa"/>
-            <w:bottom w:w="0" w:type="dxa"/>
-          </w:tblCellMar>
-        </w:tblPrEx>
         <w:tc>
           <w:tcPr>
             <w:tcW w:w="3103" w:type="dxa"/>
@@ -4843,12 +4156,6 @@
         </w:tc>
       </w:tr>
       <w:tr>
-        <w:tblPrEx>
-          <w:tblCellMar>
-            <w:top w:w="0" w:type="dxa"/>
-            <w:bottom w:w="0" w:type="dxa"/>
-          </w:tblCellMar>
-        </w:tblPrEx>
         <w:tc>
           <w:tcPr>
             <w:tcW w:w="3103" w:type="dxa"/>
@@ -4957,7 +4264,7 @@
                 <w:szCs w:val="20"/>
                 <w:lang w:val="ru-RU"/>
               </w:rPr>
-              <w:t>350 руб./день за дни с 3-го дня болезни</w:t>
+              <w:t>350 руб./день за дни болезни</w:t>
             </w:r>
           </w:p>
         </w:tc>
@@ -4992,12 +4299,6 @@
         </w:tc>
       </w:tr>
       <w:tr>
-        <w:tblPrEx>
-          <w:tblCellMar>
-            <w:top w:w="0" w:type="dxa"/>
-            <w:bottom w:w="0" w:type="dxa"/>
-          </w:tblCellMar>
-        </w:tblPrEx>
         <w:tc>
           <w:tcPr>
             <w:tcW w:w="3103" w:type="dxa"/>
@@ -5166,12 +4467,6 @@
         </w:tc>
       </w:tr>
       <w:tr>
-        <w:tblPrEx>
-          <w:tblCellMar>
-            <w:top w:w="0" w:type="dxa"/>
-            <w:bottom w:w="0" w:type="dxa"/>
-          </w:tblCellMar>
-        </w:tblPrEx>
         <w:tc>
           <w:tcPr>
             <w:tcW w:w="3103" w:type="dxa"/>
@@ -5341,12 +4636,6 @@
         </w:tc>
       </w:tr>
       <w:tr>
-        <w:tblPrEx>
-          <w:tblCellMar>
-            <w:top w:w="0" w:type="dxa"/>
-            <w:bottom w:w="0" w:type="dxa"/>
-          </w:tblCellMar>
-        </w:tblPrEx>
         <w:tc>
           <w:tcPr>
             <w:tcW w:w="3103" w:type="dxa"/>
@@ -5527,12 +4816,6 @@
         </w:tc>
       </w:tr>
       <w:tr>
-        <w:tblPrEx>
-          <w:tblCellMar>
-            <w:top w:w="0" w:type="dxa"/>
-            <w:bottom w:w="0" w:type="dxa"/>
-          </w:tblCellMar>
-        </w:tblPrEx>
         <w:tc>
           <w:tcPr>
             <w:tcW w:w="3103" w:type="dxa"/>
@@ -5593,46 +4876,24 @@
               <w:rPr>
                 <w:sz w:val="20"/>
                 <w:szCs w:val="20"/>
+                <w:lang w:val="ru-RU"/>
               </w:rPr>
             </w:pPr>
             <w:r>
               <w:rPr>
                 <w:sz w:val="20"/>
                 <w:szCs w:val="20"/>
-              </w:rPr>
-              <w:t xml:space="preserve">17 000 </w:t>
-            </w:r>
-            <w:proofErr w:type="spellStart"/>
-            <w:r>
-              <w:rPr>
-                <w:sz w:val="20"/>
-                <w:szCs w:val="20"/>
-              </w:rPr>
-              <w:t>руб</w:t>
-            </w:r>
-            <w:proofErr w:type="spellEnd"/>
-            <w:r>
-              <w:rPr>
-                <w:sz w:val="20"/>
-                <w:szCs w:val="20"/>
-              </w:rPr>
-              <w:t>./</w:t>
-            </w:r>
-            <w:proofErr w:type="spellStart"/>
-            <w:r>
-              <w:rPr>
-                <w:sz w:val="20"/>
-                <w:szCs w:val="20"/>
-              </w:rPr>
-              <w:t>мес</w:t>
-            </w:r>
-            <w:proofErr w:type="spellEnd"/>
-            <w:r>
-              <w:rPr>
-                <w:sz w:val="20"/>
-                <w:szCs w:val="20"/>
-              </w:rPr>
-              <w:t>.</w:t>
+                <w:lang w:val="ru-RU"/>
+              </w:rPr>
+              <w:t>18</w:t>
+            </w:r>
+            <w:r>
+              <w:rPr>
+                <w:sz w:val="20"/>
+                <w:szCs w:val="20"/>
+                <w:lang w:val="ru-RU"/>
+              </w:rPr>
+              <w:t xml:space="preserve"> 000 руб./мес.</w:t>
             </w:r>
           </w:p>
         </w:tc>
@@ -5652,57 +4913,21 @@
               <w:rPr>
                 <w:sz w:val="20"/>
                 <w:szCs w:val="20"/>
+                <w:lang w:val="ru-RU"/>
               </w:rPr>
             </w:pPr>
             <w:r>
               <w:rPr>
                 <w:sz w:val="20"/>
                 <w:szCs w:val="20"/>
-              </w:rPr>
-              <w:t xml:space="preserve">10 000 </w:t>
-            </w:r>
-            <w:proofErr w:type="spellStart"/>
-            <w:r>
-              <w:rPr>
-                <w:sz w:val="20"/>
-                <w:szCs w:val="20"/>
-              </w:rPr>
-              <w:t>руб</w:t>
-            </w:r>
-            <w:proofErr w:type="spellEnd"/>
-            <w:r>
-              <w:rPr>
-                <w:sz w:val="20"/>
-                <w:szCs w:val="20"/>
-              </w:rPr>
-              <w:t>./</w:t>
-            </w:r>
-            <w:proofErr w:type="spellStart"/>
-            <w:r>
-              <w:rPr>
-                <w:sz w:val="20"/>
-                <w:szCs w:val="20"/>
-              </w:rPr>
-              <w:t>мес</w:t>
-            </w:r>
-            <w:proofErr w:type="spellEnd"/>
-            <w:r>
-              <w:rPr>
-                <w:sz w:val="20"/>
-                <w:szCs w:val="20"/>
-              </w:rPr>
-              <w:t>.</w:t>
+                <w:lang w:val="ru-RU"/>
+              </w:rPr>
+              <w:t>10 000 руб./мес.</w:t>
             </w:r>
           </w:p>
         </w:tc>
       </w:tr>
       <w:tr>
-        <w:tblPrEx>
-          <w:tblCellMar>
-            <w:top w:w="0" w:type="dxa"/>
-            <w:bottom w:w="0" w:type="dxa"/>
-          </w:tblCellMar>
-        </w:tblPrEx>
         <w:tc>
           <w:tcPr>
             <w:tcW w:w="3103" w:type="dxa"/>
@@ -5718,6 +4943,176 @@
               <w:rPr>
                 <w:sz w:val="20"/>
                 <w:szCs w:val="20"/>
+                <w:lang w:val="ru-RU"/>
+              </w:rPr>
+            </w:pPr>
+            <w:r>
+              <w:rPr>
+                <w:sz w:val="20"/>
+                <w:szCs w:val="20"/>
+                <w:lang w:val="ru-RU"/>
+              </w:rPr>
+              <w:t>Летний отпуск</w:t>
+            </w:r>
+          </w:p>
+        </w:tc>
+        <w:tc>
+          <w:tcPr>
+            <w:tcW w:w="3267" w:type="dxa"/>
+            <w:tcMar>
+              <w:top w:w="80" w:type="dxa"/>
+              <w:left w:w="120" w:type="dxa"/>
+              <w:bottom w:w="80" w:type="dxa"/>
+              <w:right w:w="120" w:type="dxa"/>
+            </w:tcMar>
+          </w:tcPr>
+          <w:p>
+            <w:pPr>
+              <w:jc w:val="right"/>
+              <w:rPr>
+                <w:sz w:val="20"/>
+                <w:szCs w:val="20"/>
+                <w:lang w:val="ru-RU"/>
+              </w:rPr>
+            </w:pPr>
+            <w:r>
+              <w:rPr>
+                <w:sz w:val="20"/>
+                <w:szCs w:val="20"/>
+                <w:lang w:val="ru-RU"/>
+              </w:rPr>
+              <w:t xml:space="preserve">1 мес. (20 раб. </w:t>
+            </w:r>
+            <w:r>
+              <w:rPr>
+                <w:sz w:val="20"/>
+                <w:szCs w:val="20"/>
+                <w:lang w:val="ru-RU"/>
+              </w:rPr>
+              <w:t>Д</w:t>
+            </w:r>
+            <w:r>
+              <w:rPr>
+                <w:sz w:val="20"/>
+                <w:szCs w:val="20"/>
+                <w:lang w:val="ru-RU"/>
+              </w:rPr>
+              <w:t>ней</w:t>
+            </w:r>
+            <w:r>
+              <w:rPr>
+                <w:sz w:val="20"/>
+                <w:szCs w:val="20"/>
+                <w:lang w:val="ru-RU"/>
+              </w:rPr>
+              <w:t xml:space="preserve"> </w:t>
+            </w:r>
+            <w:r>
+              <w:rPr>
+                <w:sz w:val="20"/>
+                <w:szCs w:val="20"/>
+                <w:lang w:val="ru-RU"/>
+              </w:rPr>
+              <w:t>оплаты сохранения (8 500 руб.)</w:t>
+            </w:r>
+          </w:p>
+        </w:tc>
+        <w:tc>
+          <w:tcPr>
+            <w:tcW w:w="3267" w:type="dxa"/>
+            <w:tcMar>
+              <w:top w:w="80" w:type="dxa"/>
+              <w:left w:w="120" w:type="dxa"/>
+              <w:bottom w:w="80" w:type="dxa"/>
+              <w:right w:w="120" w:type="dxa"/>
+            </w:tcMar>
+          </w:tcPr>
+          <w:p>
+            <w:pPr>
+              <w:jc w:val="right"/>
+              <w:rPr>
+                <w:sz w:val="20"/>
+                <w:szCs w:val="20"/>
+                <w:lang w:val="ru-RU"/>
+              </w:rPr>
+            </w:pPr>
+            <w:r>
+              <w:rPr>
+                <w:sz w:val="20"/>
+                <w:szCs w:val="20"/>
+                <w:lang w:val="ru-RU"/>
+              </w:rPr>
+              <w:t xml:space="preserve">2 </w:t>
+            </w:r>
+            <w:proofErr w:type="spellStart"/>
+            <w:r>
+              <w:rPr>
+                <w:sz w:val="20"/>
+                <w:szCs w:val="20"/>
+                <w:lang w:val="ru-RU"/>
+              </w:rPr>
+              <w:t>нед</w:t>
+            </w:r>
+            <w:proofErr w:type="spellEnd"/>
+            <w:r>
+              <w:rPr>
+                <w:sz w:val="20"/>
+                <w:szCs w:val="20"/>
+                <w:lang w:val="ru-RU"/>
+              </w:rPr>
+              <w:t xml:space="preserve">. (10 раб. </w:t>
+            </w:r>
+            <w:r>
+              <w:rPr>
+                <w:sz w:val="20"/>
+                <w:szCs w:val="20"/>
+                <w:lang w:val="ru-RU"/>
+              </w:rPr>
+              <w:t>Д</w:t>
+            </w:r>
+            <w:r>
+              <w:rPr>
+                <w:sz w:val="20"/>
+                <w:szCs w:val="20"/>
+                <w:lang w:val="ru-RU"/>
+              </w:rPr>
+              <w:t>ней</w:t>
+            </w:r>
+            <w:r>
+              <w:rPr>
+                <w:sz w:val="20"/>
+                <w:szCs w:val="20"/>
+                <w:lang w:val="ru-RU"/>
+              </w:rPr>
+              <w:t xml:space="preserve"> </w:t>
+            </w:r>
+            <w:r>
+              <w:rPr>
+                <w:sz w:val="20"/>
+                <w:szCs w:val="20"/>
+                <w:lang w:val="ru-RU"/>
+              </w:rPr>
+              <w:t>оплаты сохранения (5 000 руб.)</w:t>
+            </w:r>
+          </w:p>
+        </w:tc>
+      </w:tr>
+      <w:tr>
+        <w:tc>
+          <w:tcPr>
+            <w:tcW w:w="3103" w:type="dxa"/>
+            <w:tcMar>
+              <w:top w:w="80" w:type="dxa"/>
+              <w:left w:w="120" w:type="dxa"/>
+              <w:bottom w:w="80" w:type="dxa"/>
+              <w:right w:w="120" w:type="dxa"/>
+            </w:tcMar>
+          </w:tcPr>
+          <w:p>
+            <w:pPr>
+              <w:rPr>
+                <w:sz w:val="20"/>
+                <w:szCs w:val="20"/>
               </w:rPr>
             </w:pPr>
             <w:proofErr w:type="spellStart"/>
@@ -5726,23 +5121,7 @@
                 <w:sz w:val="20"/>
                 <w:szCs w:val="20"/>
               </w:rPr>
-              <w:t>Летний</w:t>
-            </w:r>
-            <w:proofErr w:type="spellEnd"/>
-            <w:r>
-              <w:rPr>
-                <w:sz w:val="20"/>
-                <w:szCs w:val="20"/>
-              </w:rPr>
-              <w:t xml:space="preserve"> </w:t>
-            </w:r>
-            <w:proofErr w:type="spellStart"/>
-            <w:r>
-              <w:rPr>
-                <w:sz w:val="20"/>
-                <w:szCs w:val="20"/>
-              </w:rPr>
-              <w:t>отпуск</w:t>
+              <w:t>Канцелярия</w:t>
             </w:r>
             <w:proofErr w:type="spellEnd"/>
           </w:p>
@@ -5763,98 +5142,38 @@
               <w:rPr>
                 <w:sz w:val="20"/>
                 <w:szCs w:val="20"/>
-                <w:lang w:val="ru-RU"/>
               </w:rPr>
             </w:pPr>
             <w:r>
               <w:rPr>
                 <w:sz w:val="20"/>
                 <w:szCs w:val="20"/>
-                <w:lang w:val="ru-RU"/>
-              </w:rPr>
-              <w:t>1 мес. (20 раб. дней), 50% оплаты сохранения (8 500 руб.)</w:t>
-            </w:r>
-          </w:p>
-        </w:tc>
-        <w:tc>
-          <w:tcPr>
-            <w:tcW w:w="3267" w:type="dxa"/>
-            <w:tcMar>
-              <w:top w:w="80" w:type="dxa"/>
-              <w:left w:w="120" w:type="dxa"/>
-              <w:bottom w:w="80" w:type="dxa"/>
-              <w:right w:w="120" w:type="dxa"/>
-            </w:tcMar>
-          </w:tcPr>
-          <w:p>
-            <w:pPr>
-              <w:jc w:val="right"/>
-              <w:rPr>
-                <w:sz w:val="20"/>
-                <w:szCs w:val="20"/>
-                <w:lang w:val="ru-RU"/>
-              </w:rPr>
-            </w:pPr>
-            <w:r>
-              <w:rPr>
-                <w:sz w:val="20"/>
-                <w:szCs w:val="20"/>
-                <w:lang w:val="ru-RU"/>
-              </w:rPr>
-              <w:t xml:space="preserve">2 </w:t>
+              </w:rPr>
+              <w:t xml:space="preserve">5 000 </w:t>
             </w:r>
             <w:proofErr w:type="spellStart"/>
             <w:r>
               <w:rPr>
                 <w:sz w:val="20"/>
                 <w:szCs w:val="20"/>
-                <w:lang w:val="ru-RU"/>
-              </w:rPr>
-              <w:t>нед</w:t>
+              </w:rPr>
+              <w:t>руб</w:t>
             </w:r>
             <w:proofErr w:type="spellEnd"/>
             <w:r>
               <w:rPr>
                 <w:sz w:val="20"/>
                 <w:szCs w:val="20"/>
-                <w:lang w:val="ru-RU"/>
-              </w:rPr>
-              <w:t>. (10 раб. дней), 50% оплаты сохранения (5 000 руб.)</w:t>
-            </w:r>
-          </w:p>
-        </w:tc>
-      </w:tr>
-      <w:tr>
-        <w:tblPrEx>
-          <w:tblCellMar>
-            <w:top w:w="0" w:type="dxa"/>
-            <w:bottom w:w="0" w:type="dxa"/>
-          </w:tblCellMar>
-        </w:tblPrEx>
-        <w:tc>
-          <w:tcPr>
-            <w:tcW w:w="3103" w:type="dxa"/>
-            <w:tcMar>
-              <w:top w:w="80" w:type="dxa"/>
-              <w:left w:w="120" w:type="dxa"/>
-              <w:bottom w:w="80" w:type="dxa"/>
-              <w:right w:w="120" w:type="dxa"/>
-            </w:tcMar>
-          </w:tcPr>
-          <w:p>
-            <w:pPr>
-              <w:rPr>
-                <w:sz w:val="20"/>
-                <w:szCs w:val="20"/>
-              </w:rPr>
-            </w:pPr>
+              </w:rPr>
+              <w:t xml:space="preserve">. в </w:t>
+            </w:r>
             <w:proofErr w:type="spellStart"/>
             <w:r>
               <w:rPr>
                 <w:sz w:val="20"/>
                 <w:szCs w:val="20"/>
               </w:rPr>
-              <w:t>Канцелярия</w:t>
+              <w:t>год</w:t>
             </w:r>
             <w:proofErr w:type="spellEnd"/>
           </w:p>
@@ -5881,8 +5200,18 @@
               <w:rPr>
                 <w:sz w:val="20"/>
                 <w:szCs w:val="20"/>
-              </w:rPr>
-              <w:t xml:space="preserve">5 000 </w:t>
+                <w:lang w:val="ru-RU"/>
+              </w:rPr>
+              <w:t>5000</w:t>
+            </w:r>
+            <w:bookmarkStart w:id="0" w:name="_GoBack"/>
+            <w:bookmarkEnd w:id="0"/>
+            <w:r>
+              <w:rPr>
+                <w:sz w:val="20"/>
+                <w:szCs w:val="20"/>
+              </w:rPr>
+              <w:t xml:space="preserve"> </w:t>
             </w:r>
             <w:proofErr w:type="spellStart"/>
             <w:r>
@@ -5907,6 +5236,68 @@
                 <w:szCs w:val="20"/>
               </w:rPr>
               <w:t>год</w:t>
+            </w:r>
+            <w:proofErr w:type="spellEnd"/>
+          </w:p>
+        </w:tc>
+      </w:tr>
+      <w:tr>
+        <w:tc>
+          <w:tcPr>
+            <w:tcW w:w="3103" w:type="dxa"/>
+            <w:tcMar>
+              <w:top w:w="80" w:type="dxa"/>
+              <w:left w:w="120" w:type="dxa"/>
+              <w:bottom w:w="80" w:type="dxa"/>
+              <w:right w:w="120" w:type="dxa"/>
+            </w:tcMar>
+          </w:tcPr>
+          <w:p>
+            <w:pPr>
+              <w:rPr>
+                <w:sz w:val="20"/>
+                <w:szCs w:val="20"/>
+              </w:rPr>
+            </w:pPr>
+            <w:proofErr w:type="spellStart"/>
+            <w:r>
+              <w:rPr>
+                <w:sz w:val="20"/>
+                <w:szCs w:val="20"/>
+              </w:rPr>
+              <w:t>Мастер-классы</w:t>
+            </w:r>
+            <w:proofErr w:type="spellEnd"/>
+            <w:r>
+              <w:rPr>
+                <w:sz w:val="20"/>
+                <w:szCs w:val="20"/>
+              </w:rPr>
+              <w:t xml:space="preserve"> </w:t>
+            </w:r>
+            <w:proofErr w:type="spellStart"/>
+            <w:r>
+              <w:rPr>
+                <w:sz w:val="20"/>
+                <w:szCs w:val="20"/>
+              </w:rPr>
+              <w:t>силами</w:t>
+            </w:r>
+            <w:proofErr w:type="spellEnd"/>
+            <w:r>
+              <w:rPr>
+                <w:sz w:val="20"/>
+                <w:szCs w:val="20"/>
+              </w:rPr>
+              <w:t xml:space="preserve"> </w:t>
+            </w:r>
+            <w:proofErr w:type="spellStart"/>
+            <w:r>
+              <w:rPr>
+                <w:sz w:val="20"/>
+                <w:szCs w:val="20"/>
+              </w:rPr>
+              <w:t>центра</w:t>
             </w:r>
             <w:proofErr w:type="spellEnd"/>
           </w:p>
@@ -5929,20 +5320,13 @@
                 <w:szCs w:val="20"/>
               </w:rPr>
             </w:pPr>
-            <w:r>
-              <w:rPr>
-                <w:sz w:val="20"/>
-                <w:szCs w:val="20"/>
-              </w:rPr>
-              <w:t xml:space="preserve">3 500 </w:t>
-            </w:r>
             <w:proofErr w:type="spellStart"/>
             <w:r>
               <w:rPr>
                 <w:sz w:val="20"/>
                 <w:szCs w:val="20"/>
               </w:rPr>
-              <w:t>руб</w:t>
+              <w:t>входят</w:t>
             </w:r>
             <w:proofErr w:type="spellEnd"/>
             <w:r>
@@ -5950,7 +5334,7 @@
                 <w:sz w:val="20"/>
                 <w:szCs w:val="20"/>
               </w:rPr>
-              <w:t xml:space="preserve">. в </w:t>
+              <w:t xml:space="preserve"> в </w:t>
             </w:r>
             <w:proofErr w:type="spellStart"/>
             <w:r>
@@ -5958,75 +5342,7 @@
                 <w:sz w:val="20"/>
                 <w:szCs w:val="20"/>
               </w:rPr>
-              <w:t>год</w:t>
-            </w:r>
-            <w:proofErr w:type="spellEnd"/>
-          </w:p>
-        </w:tc>
-      </w:tr>
-      <w:tr>
-        <w:tblPrEx>
-          <w:tblCellMar>
-            <w:top w:w="0" w:type="dxa"/>
-            <w:bottom w:w="0" w:type="dxa"/>
-          </w:tblCellMar>
-        </w:tblPrEx>
-        <w:tc>
-          <w:tcPr>
-            <w:tcW w:w="3103" w:type="dxa"/>
-            <w:tcMar>
-              <w:top w:w="80" w:type="dxa"/>
-              <w:left w:w="120" w:type="dxa"/>
-              <w:bottom w:w="80" w:type="dxa"/>
-              <w:right w:w="120" w:type="dxa"/>
-            </w:tcMar>
-          </w:tcPr>
-          <w:p>
-            <w:pPr>
-              <w:rPr>
-                <w:sz w:val="20"/>
-                <w:szCs w:val="20"/>
-              </w:rPr>
-            </w:pPr>
-            <w:proofErr w:type="spellStart"/>
-            <w:r>
-              <w:rPr>
-                <w:sz w:val="20"/>
-                <w:szCs w:val="20"/>
-              </w:rPr>
-              <w:t>Мастер-классы</w:t>
-            </w:r>
-            <w:proofErr w:type="spellEnd"/>
-            <w:r>
-              <w:rPr>
-                <w:sz w:val="20"/>
-                <w:szCs w:val="20"/>
-              </w:rPr>
-              <w:t xml:space="preserve"> </w:t>
-            </w:r>
-            <w:proofErr w:type="spellStart"/>
-            <w:r>
-              <w:rPr>
-                <w:sz w:val="20"/>
-                <w:szCs w:val="20"/>
-              </w:rPr>
-              <w:t>силами</w:t>
-            </w:r>
-            <w:proofErr w:type="spellEnd"/>
-            <w:r>
-              <w:rPr>
-                <w:sz w:val="20"/>
-                <w:szCs w:val="20"/>
-              </w:rPr>
-              <w:t xml:space="preserve"> </w:t>
-            </w:r>
-            <w:proofErr w:type="spellStart"/>
-            <w:r>
-              <w:rPr>
-                <w:sz w:val="20"/>
-                <w:szCs w:val="20"/>
-              </w:rPr>
-              <w:t>центра</w:t>
+              <w:t>стоимость</w:t>
             </w:r>
             <w:proofErr w:type="spellEnd"/>
           </w:p>
@@ -6055,23 +5371,105 @@
                 <w:sz w:val="20"/>
                 <w:szCs w:val="20"/>
               </w:rPr>
-              <w:t>входят</w:t>
+              <w:t>платные</w:t>
             </w:r>
             <w:proofErr w:type="spellEnd"/>
-            <w:r>
-              <w:rPr>
-                <w:sz w:val="20"/>
-                <w:szCs w:val="20"/>
-              </w:rPr>
-              <w:t xml:space="preserve"> в </w:t>
-            </w:r>
+          </w:p>
+        </w:tc>
+      </w:tr>
+      <w:tr>
+        <w:tc>
+          <w:tcPr>
+            <w:tcW w:w="3103" w:type="dxa"/>
+            <w:tcMar>
+              <w:top w:w="80" w:type="dxa"/>
+              <w:left w:w="120" w:type="dxa"/>
+              <w:bottom w:w="80" w:type="dxa"/>
+              <w:right w:w="120" w:type="dxa"/>
+            </w:tcMar>
+          </w:tcPr>
+          <w:p>
+            <w:pPr>
+              <w:rPr>
+                <w:sz w:val="20"/>
+                <w:szCs w:val="20"/>
+              </w:rPr>
+            </w:pPr>
             <w:proofErr w:type="spellStart"/>
             <w:r>
               <w:rPr>
                 <w:sz w:val="20"/>
                 <w:szCs w:val="20"/>
               </w:rPr>
-              <w:t>стоимость</w:t>
+              <w:t>Консультация</w:t>
+            </w:r>
+            <w:proofErr w:type="spellEnd"/>
+            <w:r>
+              <w:rPr>
+                <w:sz w:val="20"/>
+                <w:szCs w:val="20"/>
+              </w:rPr>
+              <w:t xml:space="preserve"> </w:t>
+            </w:r>
+            <w:proofErr w:type="spellStart"/>
+            <w:r>
+              <w:rPr>
+                <w:sz w:val="20"/>
+                <w:szCs w:val="20"/>
+              </w:rPr>
+              <w:t>логопеда</w:t>
+            </w:r>
+            <w:proofErr w:type="spellEnd"/>
+            <w:r>
+              <w:rPr>
+                <w:sz w:val="20"/>
+                <w:szCs w:val="20"/>
+              </w:rPr>
+              <w:t xml:space="preserve"> (</w:t>
+            </w:r>
+            <w:proofErr w:type="spellStart"/>
+            <w:r>
+              <w:rPr>
+                <w:sz w:val="20"/>
+                <w:szCs w:val="20"/>
+              </w:rPr>
+              <w:t>первичная</w:t>
+            </w:r>
+            <w:proofErr w:type="spellEnd"/>
+            <w:r>
+              <w:rPr>
+                <w:sz w:val="20"/>
+                <w:szCs w:val="20"/>
+              </w:rPr>
+              <w:t>)</w:t>
+            </w:r>
+          </w:p>
+        </w:tc>
+        <w:tc>
+          <w:tcPr>
+            <w:tcW w:w="3267" w:type="dxa"/>
+            <w:tcMar>
+              <w:top w:w="80" w:type="dxa"/>
+              <w:left w:w="120" w:type="dxa"/>
+              <w:bottom w:w="80" w:type="dxa"/>
+              <w:right w:w="120" w:type="dxa"/>
+            </w:tcMar>
+          </w:tcPr>
+          <w:p>
+            <w:pPr>
+              <w:jc w:val="right"/>
+              <w:rPr>
+                <w:sz w:val="20"/>
+                <w:szCs w:val="20"/>
+              </w:rPr>
+            </w:pPr>
+            <w:proofErr w:type="spellStart"/>
+            <w:r>
+              <w:rPr>
+                <w:sz w:val="20"/>
+                <w:szCs w:val="20"/>
+              </w:rPr>
+              <w:t>бесплатная</w:t>
             </w:r>
             <w:proofErr w:type="spellEnd"/>
           </w:p>
@@ -6100,19 +5498,29 @@
                 <w:sz w:val="20"/>
                 <w:szCs w:val="20"/>
               </w:rPr>
-              <w:t>платные</w:t>
+              <w:t>П</w:t>
+            </w:r>
+            <w:r>
+              <w:rPr>
+                <w:sz w:val="20"/>
+                <w:szCs w:val="20"/>
+              </w:rPr>
+              <w:t>латная</w:t>
             </w:r>
             <w:proofErr w:type="spellEnd"/>
+          </w:p>
+          <w:p>
+            <w:pPr>
+              <w:jc w:val="right"/>
+              <w:rPr>
+                <w:sz w:val="20"/>
+                <w:szCs w:val="20"/>
+              </w:rPr>
+            </w:pPr>
           </w:p>
         </w:tc>
       </w:tr>
       <w:tr>
-        <w:tblPrEx>
-          <w:tblCellMar>
-            <w:top w:w="0" w:type="dxa"/>
-            <w:bottom w:w="0" w:type="dxa"/>
-          </w:tblCellMar>
-        </w:tblPrEx>
         <w:tc>
           <w:tcPr>
             <w:tcW w:w="3103" w:type="dxa"/>
@@ -6128,55 +5536,16 @@
               <w:rPr>
                 <w:sz w:val="20"/>
                 <w:szCs w:val="20"/>
+                <w:lang w:val="ru-RU"/>
               </w:rPr>
             </w:pPr>
-            <w:proofErr w:type="spellStart"/>
-            <w:r>
-              <w:rPr>
-                <w:sz w:val="20"/>
-                <w:szCs w:val="20"/>
-              </w:rPr>
-              <w:t>Консультация</w:t>
-            </w:r>
-            <w:proofErr w:type="spellEnd"/>
-            <w:r>
-              <w:rPr>
-                <w:sz w:val="20"/>
-                <w:szCs w:val="20"/>
-              </w:rPr>
-              <w:t xml:space="preserve"> </w:t>
-            </w:r>
-            <w:proofErr w:type="spellStart"/>
-            <w:r>
-              <w:rPr>
-                <w:sz w:val="20"/>
-                <w:szCs w:val="20"/>
-              </w:rPr>
-              <w:t>логопеда</w:t>
-            </w:r>
-            <w:proofErr w:type="spellEnd"/>
-            <w:r>
-              <w:rPr>
-                <w:sz w:val="20"/>
-                <w:szCs w:val="20"/>
-              </w:rPr>
-              <w:t xml:space="preserve"> (</w:t>
-            </w:r>
-            <w:proofErr w:type="spellStart"/>
-            <w:r>
-              <w:rPr>
-                <w:sz w:val="20"/>
-                <w:szCs w:val="20"/>
-              </w:rPr>
-              <w:t>первичная</w:t>
-            </w:r>
-            <w:proofErr w:type="spellEnd"/>
-            <w:r>
-              <w:rPr>
-                <w:sz w:val="20"/>
-                <w:szCs w:val="20"/>
-              </w:rPr>
-              <w:t>)</w:t>
+            <w:r>
+              <w:rPr>
+                <w:sz w:val="20"/>
+                <w:szCs w:val="20"/>
+                <w:lang w:val="ru-RU"/>
+              </w:rPr>
+              <w:t>Время пребывания</w:t>
             </w:r>
           </w:p>
         </w:tc>
@@ -6196,17 +5565,17 @@
               <w:rPr>
                 <w:sz w:val="20"/>
                 <w:szCs w:val="20"/>
+                <w:lang w:val="ru-RU"/>
               </w:rPr>
             </w:pPr>
-            <w:proofErr w:type="spellStart"/>
-            <w:r>
-              <w:rPr>
-                <w:sz w:val="20"/>
-                <w:szCs w:val="20"/>
-              </w:rPr>
-              <w:t>бесплатная</w:t>
-            </w:r>
-            <w:proofErr w:type="spellEnd"/>
+            <w:r>
+              <w:rPr>
+                <w:sz w:val="20"/>
+                <w:szCs w:val="20"/>
+                <w:lang w:val="ru-RU"/>
+              </w:rPr>
+              <w:t>С 8.00 до 18.00</w:t>
+            </w:r>
           </w:p>
         </w:tc>
         <w:tc>
@@ -6225,116 +5594,6 @@
               <w:rPr>
                 <w:sz w:val="20"/>
                 <w:szCs w:val="20"/>
-              </w:rPr>
-            </w:pPr>
-            <w:proofErr w:type="spellStart"/>
-            <w:r>
-              <w:rPr>
-                <w:sz w:val="20"/>
-                <w:szCs w:val="20"/>
-              </w:rPr>
-              <w:t>П</w:t>
-            </w:r>
-            <w:r>
-              <w:rPr>
-                <w:sz w:val="20"/>
-                <w:szCs w:val="20"/>
-              </w:rPr>
-              <w:t>латная</w:t>
-            </w:r>
-            <w:proofErr w:type="spellEnd"/>
-          </w:p>
-          <w:p>
-            <w:pPr>
-              <w:jc w:val="right"/>
-              <w:rPr>
-                <w:sz w:val="20"/>
-                <w:szCs w:val="20"/>
-              </w:rPr>
-            </w:pPr>
-          </w:p>
-        </w:tc>
-      </w:tr>
-      <w:tr>
-        <w:tblPrEx>
-          <w:tblCellMar>
-            <w:top w:w="0" w:type="dxa"/>
-            <w:bottom w:w="0" w:type="dxa"/>
-          </w:tblCellMar>
-        </w:tblPrEx>
-        <w:tc>
-          <w:tcPr>
-            <w:tcW w:w="3103" w:type="dxa"/>
-            <w:tcMar>
-              <w:top w:w="80" w:type="dxa"/>
-              <w:left w:w="120" w:type="dxa"/>
-              <w:bottom w:w="80" w:type="dxa"/>
-              <w:right w:w="120" w:type="dxa"/>
-            </w:tcMar>
-          </w:tcPr>
-          <w:p>
-            <w:pPr>
-              <w:rPr>
-                <w:sz w:val="20"/>
-                <w:szCs w:val="20"/>
-                <w:lang w:val="ru-RU"/>
-              </w:rPr>
-            </w:pPr>
-            <w:r>
-              <w:rPr>
-                <w:sz w:val="20"/>
-                <w:szCs w:val="20"/>
-                <w:lang w:val="ru-RU"/>
-              </w:rPr>
-              <w:t>Время пребывания</w:t>
-            </w:r>
-          </w:p>
-        </w:tc>
-        <w:tc>
-          <w:tcPr>
-            <w:tcW w:w="3267" w:type="dxa"/>
-            <w:tcMar>
-              <w:top w:w="80" w:type="dxa"/>
-              <w:left w:w="120" w:type="dxa"/>
-              <w:bottom w:w="80" w:type="dxa"/>
-              <w:right w:w="120" w:type="dxa"/>
-            </w:tcMar>
-          </w:tcPr>
-          <w:p>
-            <w:pPr>
-              <w:jc w:val="right"/>
-              <w:rPr>
-                <w:sz w:val="20"/>
-                <w:szCs w:val="20"/>
-                <w:lang w:val="ru-RU"/>
-              </w:rPr>
-            </w:pPr>
-            <w:r>
-              <w:rPr>
-                <w:sz w:val="20"/>
-                <w:szCs w:val="20"/>
-                <w:lang w:val="ru-RU"/>
-              </w:rPr>
-              <w:t>С 8.00 до 18.00</w:t>
-            </w:r>
-          </w:p>
-        </w:tc>
-        <w:tc>
-          <w:tcPr>
-            <w:tcW w:w="3267" w:type="dxa"/>
-            <w:tcMar>
-              <w:top w:w="80" w:type="dxa"/>
-              <w:left w:w="120" w:type="dxa"/>
-              <w:bottom w:w="80" w:type="dxa"/>
-              <w:right w:w="120" w:type="dxa"/>
-            </w:tcMar>
-          </w:tcPr>
-          <w:p>
-            <w:pPr>
-              <w:jc w:val="right"/>
-              <w:rPr>
-                <w:sz w:val="20"/>
-                <w:szCs w:val="20"/>
                 <w:lang w:val="ru-RU"/>
               </w:rPr>
             </w:pPr>
@@ -6392,23 +5651,7 @@
           <w:szCs w:val="20"/>
           <w:lang w:val="ru-RU"/>
         </w:rPr>
-        <w:t>Фамилия, имя Ребёнка: ______________________________________ Номер свидетельства о рождении: ______________________________________ Дата рождения: _________</w:t>
-      </w:r>
-      <w:r>
-        <w:rPr>
-          <w:sz w:val="20"/>
-          <w:szCs w:val="20"/>
-          <w:lang w:val="ru-RU"/>
-        </w:rPr>
-        <w:t>_____________________________ Данные паспорта родителя (Заказчика): ______________________________________ ФИО родителей (законных представителей), контактные телефоны: Мама: ______________________________________ Папа: ____________________________________</w:t>
-      </w:r>
-      <w:r>
-        <w:rPr>
-          <w:sz w:val="20"/>
-          <w:szCs w:val="20"/>
-          <w:lang w:val="ru-RU"/>
-        </w:rPr>
-        <w:t>__ Домашний адрес: ______________________________________ Лица, которым доверено забирать Ребёнка: ______________________________________ Сведения о состоянии здоровья, аллергиях, хронических заболеваниях: ______________________________________</w:t>
+        <w:t>Фамилия, имя Ребёнка: ______________________________________ Номер свидетельства о рождении: ______________________________________ Дата рождения: ______________________________________ Данные паспорта родителя (Заказчика): ______________________________________ ФИО родителей (законных представителей), контактные телефоны: Мама: ______________________________________ Папа: ______________________________________ Домашний адрес: ______________________________________ Лица, которым доверено забирать Ребёнка: ______________________________________ Сведения о состоянии здоровья, аллергиях, хронических заболеваниях: ______________________________________</w:t>
       </w:r>
     </w:p>
     <w:p>
@@ -6426,15 +5669,7 @@
           <w:szCs w:val="20"/>
           <w:lang w:val="ru-RU"/>
         </w:rPr>
-        <w:t>Согласие на</w:t>
-      </w:r>
-      <w:r>
-        <w:rPr>
-          <w:sz w:val="20"/>
-          <w:szCs w:val="20"/>
-          <w:lang w:val="ru-RU"/>
-        </w:rPr>
-        <w:t xml:space="preserve"> обработку персональных данных (своих и Ребёнка) в соответствии с ФЗ № 152-ФЗ, а также на получение уведомлений по указанным каналам связи — даю. Подпись: ____________</w:t>
+        <w:t>Согласие на обработку персональных данных (своих и Ребёнка) в соответствии с ФЗ № 152-ФЗ, а также на получение уведомлений по указанным каналам связи — даю. Подпись: ____________</w:t>
       </w:r>
     </w:p>
     <w:p>
@@ -6452,15 +5687,7 @@
           <w:szCs w:val="20"/>
           <w:lang w:val="ru-RU"/>
         </w:rPr>
-        <w:t>СОГЛАСИЕ на фото- и видеосъёмку, размещение фотографий и личной информации (фамилия, имя</w:t>
-      </w:r>
-      <w:r>
-        <w:rPr>
-          <w:sz w:val="20"/>
-          <w:szCs w:val="20"/>
-          <w:lang w:val="ru-RU"/>
-        </w:rPr>
-        <w:t>) Ребёнка на информационных стендах, выставках и в социальных сетях</w:t>
+        <w:t>СОГЛАСИЕ на фото- и видеосъёмку, размещение фотографий и личной информации (фамилия, имя) Ребёнка на информационных стендах, выставках и в социальных сетях</w:t>
       </w:r>
     </w:p>
     <w:p>
@@ -6477,33 +5704,7 @@
           <w:szCs w:val="20"/>
           <w:lang w:val="ru-RU"/>
         </w:rPr>
-        <w:t xml:space="preserve">Я, ______________________________________________________, (ФИО родителя/законного </w:t>
-      </w:r>
-      <w:bookmarkStart w:id="0" w:name="_GoBack"/>
-      <w:bookmarkEnd w:id="0"/>
-      <w:r>
-        <w:rPr>
-          <w:sz w:val="20"/>
-          <w:szCs w:val="20"/>
-          <w:lang w:val="ru-RU"/>
-        </w:rPr>
-        <w:t>представителя), паспорт серия ____ № ________, выдан ______________________________, являясь родителем (з</w:t>
-      </w:r>
-      <w:r>
-        <w:rPr>
-          <w:sz w:val="20"/>
-          <w:szCs w:val="20"/>
-          <w:lang w:val="ru-RU"/>
-        </w:rPr>
-        <w:t xml:space="preserve">аконным представителем) несовершеннолетнего ______________________________________, даю согласие на фото- и видеосъёмку Ребёнка в одетом виде на территории центра и использование материалов (включая фамилию и имя) исключительно для размещения в социальных </w:t>
-      </w:r>
-      <w:r>
-        <w:rPr>
-          <w:sz w:val="20"/>
-          <w:szCs w:val="20"/>
-          <w:lang w:val="ru-RU"/>
-        </w:rPr>
-        <w:t xml:space="preserve">сетях и на информационных ресурсах центра в целях информирования о его деятельности, без передачи третьим лицам. </w:t>
+        <w:t xml:space="preserve">Я, ______________________________________________________, (ФИО родителя/законного представителя), паспорт серия ____ № ________, выдан ______________________________, являясь родителем (законным представителем) несовершеннолетнего ______________________________________, даю согласие на фото- и видеосъёмку Ребёнка в одетом виде на территории центра и использование материалов (включая фамилию и имя) исключительно для размещения в социальных сетях и на информационных ресурсах центра в целях информирования о его деятельности, без передачи третьим лицам. </w:t>
       </w:r>
       <w:proofErr w:type="spellStart"/>
       <w:r>
@@ -6662,7 +5863,7 @@
 </file>
 
 <file path=word/endnotes.xml><?xml version="1.0" encoding="utf-8"?>
-<w:endnotes xmlns:wpc="http://schemas.microsoft.com/office/word/2010/wordprocessingCanvas" xmlns:cx="http://schemas.microsoft.com/office/drawing/2014/chartex" xmlns:cx1="http://schemas.microsoft.com/office/drawing/2015/9/8/chartex" xmlns:cx2="http://schemas.microsoft.com/office/drawing/2015/10/21/chartex" xmlns:cx3="http://schemas.microsoft.com/office/drawing/2016/5/9/chartex" xmlns:cx4="http://schemas.microsoft.com/office/drawing/2016/5/10/chartex" xmlns:cx5="http://schemas.microsoft.com/office/drawing/2016/5/11/chartex" xmlns:cx6="http://schemas.microsoft.com/office/drawing/2016/5/12/chartex" xmlns:cx7="http://schemas.microsoft.com/office/drawing/2016/5/13/chartex" xmlns:cx8="http://schemas.microsoft.com/office/drawing/2016/5/14/chartex" xmlns:mc="http://schemas.openxmlformats.org/markup-compatibility/2006" xmlns:aink="http://schemas.microsoft.com/office/drawing/2016/ink" xmlns:am3d="http://schemas.microsoft.com/office/drawing/2017/model3d" xmlns:o="urn:schemas-microsoft-com:office:office" xmlns:r="http://schemas.openxmlformats.org/officeDocument/2006/relationships" xmlns:m="http://schemas.openxmlformats.org/officeDocument/2006/math" xmlns:v="urn:schemas-microsoft-com:vml" xmlns:wp14="http://schemas.microsoft.com/office/word/2010/wordprocessingDrawing" xmlns:wp="http://schemas.openxmlformats.org/drawingml/2006/wordprocessingDrawing" xmlns:w10="urn:schemas-microsoft-com:office:word" xmlns:w="http://schemas.openxmlformats.org/wordprocessingml/2006/main" xmlns:w14="http://schemas.microsoft.com/office/word/2010/wordml" xmlns:w15="http://schemas.microsoft.com/office/word/2012/wordml" xmlns:w16cex="http://schemas.microsoft.com/office/word/2018/wordml/cex" xmlns:w16cid="http://schemas.microsoft.com/office/word/2016/wordml/cid" xmlns:w16="http://schemas.microsoft.com/office/word/2018/wordml" xmlns:w16se="http://schemas.microsoft.com/office/word/2015/wordml/symex" xmlns:wpg="http://schemas.microsoft.com/office/word/2010/wordprocessingGroup" xmlns:wpi="http://schemas.microsoft.com/office/word/2010/wordprocessingInk" xmlns:wne="http://schemas.microsoft.com/office/word/2006/wordml" xmlns:wps="http://schemas.microsoft.com/office/word/2010/wordprocessingShape" mc:Ignorable="w14 w15 w16se w16cid w16 w16cex wp14">
+<w:endnotes xmlns:wpc="http://schemas.microsoft.com/office/word/2010/wordprocessingCanvas" xmlns:cx="http://schemas.microsoft.com/office/drawing/2014/chartex" xmlns:mc="http://schemas.openxmlformats.org/markup-compatibility/2006" xmlns:o="urn:schemas-microsoft-com:office:office" xmlns:r="http://schemas.openxmlformats.org/officeDocument/2006/relationships" xmlns:m="http://schemas.openxmlformats.org/officeDocument/2006/math" xmlns:v="urn:schemas-microsoft-com:vml" xmlns:wp14="http://schemas.microsoft.com/office/word/2010/wordprocessingDrawing" xmlns:wp="http://schemas.openxmlformats.org/drawingml/2006/wordprocessingDrawing" xmlns:w10="urn:schemas-microsoft-com:office:word" xmlns:w="http://schemas.openxmlformats.org/wordprocessingml/2006/main" xmlns:w14="http://schemas.microsoft.com/office/word/2010/wordml" xmlns:w15="http://schemas.microsoft.com/office/word/2012/wordml" xmlns:w16se="http://schemas.microsoft.com/office/word/2015/wordml/symex" xmlns:wpg="http://schemas.microsoft.com/office/word/2010/wordprocessingGroup" xmlns:wpi="http://schemas.microsoft.com/office/word/2010/wordprocessingInk" xmlns:wne="http://schemas.microsoft.com/office/word/2006/wordml" xmlns:wps="http://schemas.microsoft.com/office/word/2010/wordprocessingShape" mc:Ignorable="w14 w15 w16se wp14">
   <w:endnote w:type="separator" w:id="-1">
     <w:p>
       <w:pPr>
@@ -6687,7 +5888,7 @@
 </file>
 
 <file path=word/footer1.xml><?xml version="1.0" encoding="utf-8"?>
-<w:ftr xmlns:wpc="http://schemas.microsoft.com/office/word/2010/wordprocessingCanvas" xmlns:cx="http://schemas.microsoft.com/office/drawing/2014/chartex" xmlns:cx1="http://schemas.microsoft.com/office/drawing/2015/9/8/chartex" xmlns:cx2="http://schemas.microsoft.com/office/drawing/2015/10/21/chartex" xmlns:cx3="http://schemas.microsoft.com/office/drawing/2016/5/9/chartex" xmlns:cx4="http://schemas.microsoft.com/office/drawing/2016/5/10/chartex" xmlns:cx5="http://schemas.microsoft.com/office/drawing/2016/5/11/chartex" xmlns:cx6="http://schemas.microsoft.com/office/drawing/2016/5/12/chartex" xmlns:cx7="http://schemas.microsoft.com/office/drawing/2016/5/13/chartex" xmlns:cx8="http://schemas.microsoft.com/office/drawing/2016/5/14/chartex" xmlns:mc="http://schemas.openxmlformats.org/markup-compatibility/2006" xmlns:aink="http://schemas.microsoft.com/office/drawing/2016/ink" xmlns:am3d="http://schemas.microsoft.com/office/drawing/2017/model3d" xmlns:o="urn:schemas-microsoft-com:office:office" xmlns:r="http://schemas.openxmlformats.org/officeDocument/2006/relationships" xmlns:m="http://schemas.openxmlformats.org/officeDocument/2006/math" xmlns:v="urn:schemas-microsoft-com:vml" xmlns:wp14="http://schemas.microsoft.com/office/word/2010/wordprocessingDrawing" xmlns:wp="http://schemas.openxmlformats.org/drawingml/2006/wordprocessingDrawing" xmlns:w10="urn:schemas-microsoft-com:office:word" xmlns:w="http://schemas.openxmlformats.org/wordprocessingml/2006/main" xmlns:w14="http://schemas.microsoft.com/office/word/2010/wordml" xmlns:w15="http://schemas.microsoft.com/office/word/2012/wordml" xmlns:w16cex="http://schemas.microsoft.com/office/word/2018/wordml/cex" xmlns:w16cid="http://schemas.microsoft.com/office/word/2016/wordml/cid" xmlns:w16="http://schemas.microsoft.com/office/word/2018/wordml" xmlns:w16se="http://schemas.microsoft.com/office/word/2015/wordml/symex" xmlns:wpg="http://schemas.microsoft.com/office/word/2010/wordprocessingGroup" xmlns:wpi="http://schemas.microsoft.com/office/word/2010/wordprocessingInk" xmlns:wne="http://schemas.microsoft.com/office/word/2006/wordml" xmlns:wps="http://schemas.microsoft.com/office/word/2010/wordprocessingShape" mc:Ignorable="w14 w15 w16se w16cid w16 w16cex wp14">
+<w:ftr xmlns:wpc="http://schemas.microsoft.com/office/word/2010/wordprocessingCanvas" xmlns:cx="http://schemas.microsoft.com/office/drawing/2014/chartex" xmlns:mc="http://schemas.openxmlformats.org/markup-compatibility/2006" xmlns:o="urn:schemas-microsoft-com:office:office" xmlns:r="http://schemas.openxmlformats.org/officeDocument/2006/relationships" xmlns:m="http://schemas.openxmlformats.org/officeDocument/2006/math" xmlns:v="urn:schemas-microsoft-com:vml" xmlns:wp14="http://schemas.microsoft.com/office/word/2010/wordprocessingDrawing" xmlns:wp="http://schemas.openxmlformats.org/drawingml/2006/wordprocessingDrawing" xmlns:w10="urn:schemas-microsoft-com:office:word" xmlns:w="http://schemas.openxmlformats.org/wordprocessingml/2006/main" xmlns:w14="http://schemas.microsoft.com/office/word/2010/wordml" xmlns:w15="http://schemas.microsoft.com/office/word/2012/wordml" xmlns:w16se="http://schemas.microsoft.com/office/word/2015/wordml/symex" xmlns:wpg="http://schemas.microsoft.com/office/word/2010/wordprocessingGroup" xmlns:wpi="http://schemas.microsoft.com/office/word/2010/wordprocessingInk" xmlns:wne="http://schemas.microsoft.com/office/word/2006/wordml" xmlns:wps="http://schemas.microsoft.com/office/word/2010/wordprocessingShape" mc:Ignorable="w14 w15 w16se wp14">
   <w:p>
     <w:pPr>
       <w:jc w:val="center"/>
@@ -6723,7 +5924,7 @@
         <w:sz w:val="18"/>
         <w:szCs w:val="18"/>
       </w:rPr>
-      <w:t>1</w:t>
+      <w:t>8</w:t>
     </w:r>
     <w:r>
       <w:rPr>
@@ -6738,7 +5939,7 @@
 </file>
 
 <file path=word/footnotes.xml><?xml version="1.0" encoding="utf-8"?>
-<w:footnotes xmlns:wpc="http://schemas.microsoft.com/office/word/2010/wordprocessingCanvas" xmlns:cx="http://schemas.microsoft.com/office/drawing/2014/chartex" xmlns:cx1="http://schemas.microsoft.com/office/drawing/2015/9/8/chartex" xmlns:cx2="http://schemas.microsoft.com/office/drawing/2015/10/21/chartex" xmlns:cx3="http://schemas.microsoft.com/office/drawing/2016/5/9/chartex" xmlns:cx4="http://schemas.microsoft.com/office/drawing/2016/5/10/chartex" xmlns:cx5="http://schemas.microsoft.com/office/drawing/2016/5/11/chartex" xmlns:cx6="http://schemas.microsoft.com/office/drawing/2016/5/12/chartex" xmlns:cx7="http://schemas.microsoft.com/office/drawing/2016/5/13/chartex" xmlns:cx8="http://schemas.microsoft.com/office/drawing/2016/5/14/chartex" xmlns:mc="http://schemas.openxmlformats.org/markup-compatibility/2006" xmlns:aink="http://schemas.microsoft.com/office/drawing/2016/ink" xmlns:am3d="http://schemas.microsoft.com/office/drawing/2017/model3d" xmlns:o="urn:schemas-microsoft-com:office:office" xmlns:r="http://schemas.openxmlformats.org/officeDocument/2006/relationships" xmlns:m="http://schemas.openxmlformats.org/officeDocument/2006/math" xmlns:v="urn:schemas-microsoft-com:vml" xmlns:wp14="http://schemas.microsoft.com/office/word/2010/wordprocessingDrawing" xmlns:wp="http://schemas.openxmlformats.org/drawingml/2006/wordprocessingDrawing" xmlns:w10="urn:schemas-microsoft-com:office:word" xmlns:w="http://schemas.openxmlformats.org/wordprocessingml/2006/main" xmlns:w14="http://schemas.microsoft.com/office/word/2010/wordml" xmlns:w15="http://schemas.microsoft.com/office/word/2012/wordml" xmlns:w16cex="http://schemas.microsoft.com/office/word/2018/wordml/cex" xmlns:w16cid="http://schemas.microsoft.com/office/word/2016/wordml/cid" xmlns:w16="http://schemas.microsoft.com/office/word/2018/wordml" xmlns:w16se="http://schemas.microsoft.com/office/word/2015/wordml/symex" xmlns:wpg="http://schemas.microsoft.com/office/word/2010/wordprocessingGroup" xmlns:wpi="http://schemas.microsoft.com/office/word/2010/wordprocessingInk" xmlns:wne="http://schemas.microsoft.com/office/word/2006/wordml" xmlns:wps="http://schemas.microsoft.com/office/word/2010/wordprocessingShape" mc:Ignorable="w14 w15 w16se w16cid w16 w16cex wp14">
+<w:footnotes xmlns:wpc="http://schemas.microsoft.com/office/word/2010/wordprocessingCanvas" xmlns:cx="http://schemas.microsoft.com/office/drawing/2014/chartex" xmlns:mc="http://schemas.openxmlformats.org/markup-compatibility/2006" xmlns:o="urn:schemas-microsoft-com:office:office" xmlns:r="http://schemas.openxmlformats.org/officeDocument/2006/relationships" xmlns:m="http://schemas.openxmlformats.org/officeDocument/2006/math" xmlns:v="urn:schemas-microsoft-com:vml" xmlns:wp14="http://schemas.microsoft.com/office/word/2010/wordprocessingDrawing" xmlns:wp="http://schemas.openxmlformats.org/drawingml/2006/wordprocessingDrawing" xmlns:w10="urn:schemas-microsoft-com:office:word" xmlns:w="http://schemas.openxmlformats.org/wordprocessingml/2006/main" xmlns:w14="http://schemas.microsoft.com/office/word/2010/wordml" xmlns:w15="http://schemas.microsoft.com/office/word/2012/wordml" xmlns:w16se="http://schemas.microsoft.com/office/word/2015/wordml/symex" xmlns:wpg="http://schemas.microsoft.com/office/word/2010/wordprocessingGroup" xmlns:wpi="http://schemas.microsoft.com/office/word/2010/wordprocessingInk" xmlns:wne="http://schemas.microsoft.com/office/word/2006/wordml" xmlns:wps="http://schemas.microsoft.com/office/word/2010/wordprocessingShape" mc:Ignorable="w14 w15 w16se wp14">
   <w:footnote w:type="separator" w:id="-1">
     <w:p>
       <w:pPr>
@@ -6763,7 +5964,7 @@
 </file>
 
 <file path=word/numbering.xml><?xml version="1.0" encoding="utf-8"?>
-<w:numbering xmlns:wpc="http://schemas.microsoft.com/office/word/2010/wordprocessingCanvas" xmlns:cx="http://schemas.microsoft.com/office/drawing/2014/chartex" xmlns:cx1="http://schemas.microsoft.com/office/drawing/2015/9/8/chartex" xmlns:cx2="http://schemas.microsoft.com/office/drawing/2015/10/21/chartex" xmlns:cx3="http://schemas.microsoft.com/office/drawing/2016/5/9/chartex" xmlns:cx4="http://schemas.microsoft.com/office/drawing/2016/5/10/chartex" xmlns:cx5="http://schemas.microsoft.com/office/drawing/2016/5/11/chartex" xmlns:cx6="http://schemas.microsoft.com/office/drawing/2016/5/12/chartex" xmlns:cx7="http://schemas.microsoft.com/office/drawing/2016/5/13/chartex" xmlns:cx8="http://schemas.microsoft.com/office/drawing/2016/5/14/chartex" xmlns:mc="http://schemas.openxmlformats.org/markup-compatibility/2006" xmlns:aink="http://schemas.microsoft.com/office/drawing/2016/ink" xmlns:am3d="http://schemas.microsoft.com/office/drawing/2017/model3d" xmlns:o="urn:schemas-microsoft-com:office:office" xmlns:r="http://schemas.openxmlformats.org/officeDocument/2006/relationships" xmlns:m="http://schemas.openxmlformats.org/officeDocument/2006/math" xmlns:v="urn:schemas-microsoft-com:vml" xmlns:wp14="http://schemas.microsoft.com/office/word/2010/wordprocessingDrawing" xmlns:wp="http://schemas.openxmlformats.org/drawingml/2006/wordprocessingDrawing" xmlns:w10="urn:schemas-microsoft-com:office:word" xmlns:w="http://schemas.openxmlformats.org/wordprocessingml/2006/main" xmlns:w14="http://schemas.microsoft.com/office/word/2010/wordml" xmlns:w15="http://schemas.microsoft.com/office/word/2012/wordml" xmlns:w16cex="http://schemas.microsoft.com/office/word/2018/wordml/cex" xmlns:w16cid="http://schemas.microsoft.com/office/word/2016/wordml/cid" xmlns:w16="http://schemas.microsoft.com/office/word/2018/wordml" xmlns:w16se="http://schemas.microsoft.com/office/word/2015/wordml/symex" xmlns:wpg="http://schemas.microsoft.com/office/word/2010/wordprocessingGroup" xmlns:wpi="http://schemas.microsoft.com/office/word/2010/wordprocessingInk" xmlns:wne="http://schemas.microsoft.com/office/word/2006/wordml" xmlns:wps="http://schemas.microsoft.com/office/word/2010/wordprocessingShape" mc:Ignorable="w14 w15 w16se w16cid w16 w16cex wp14">
+<w:numbering xmlns:wpc="http://schemas.microsoft.com/office/word/2010/wordprocessingCanvas" xmlns:cx="http://schemas.microsoft.com/office/drawing/2014/chartex" xmlns:mc="http://schemas.openxmlformats.org/markup-compatibility/2006" xmlns:o="urn:schemas-microsoft-com:office:office" xmlns:r="http://schemas.openxmlformats.org/officeDocument/2006/relationships" xmlns:m="http://schemas.openxmlformats.org/officeDocument/2006/math" xmlns:v="urn:schemas-microsoft-com:vml" xmlns:wp14="http://schemas.microsoft.com/office/word/2010/wordprocessingDrawing" xmlns:wp="http://schemas.openxmlformats.org/drawingml/2006/wordprocessingDrawing" xmlns:w10="urn:schemas-microsoft-com:office:word" xmlns:w="http://schemas.openxmlformats.org/wordprocessingml/2006/main" xmlns:w14="http://schemas.microsoft.com/office/word/2010/wordml" xmlns:w15="http://schemas.microsoft.com/office/word/2012/wordml" xmlns:w16se="http://schemas.microsoft.com/office/word/2015/wordml/symex" xmlns:wpg="http://schemas.microsoft.com/office/word/2010/wordprocessingGroup" xmlns:wpi="http://schemas.microsoft.com/office/word/2010/wordprocessingInk" xmlns:wne="http://schemas.microsoft.com/office/word/2006/wordml" xmlns:wps="http://schemas.microsoft.com/office/word/2010/wordprocessingShape" mc:Ignorable="w14 w15 w16se wp14">
   <w:abstractNum w:abstractNumId="0" w15:restartNumberingAfterBreak="0">
     <w:nsid w:val="01942D8A"/>
     <w:multiLevelType w:val="hybridMultilevel"/>
@@ -7580,7 +6781,7 @@
 </file>
 
 <file path=word/styles.xml><?xml version="1.0" encoding="utf-8"?>
-<w:styles xmlns:mc="http://schemas.openxmlformats.org/markup-compatibility/2006" xmlns:r="http://schemas.openxmlformats.org/officeDocument/2006/relationships" xmlns:w="http://schemas.openxmlformats.org/wordprocessingml/2006/main" xmlns:w14="http://schemas.microsoft.com/office/word/2010/wordml" xmlns:w15="http://schemas.microsoft.com/office/word/2012/wordml" xmlns:w16cex="http://schemas.microsoft.com/office/word/2018/wordml/cex" xmlns:w16cid="http://schemas.microsoft.com/office/word/2016/wordml/cid" xmlns:w16="http://schemas.microsoft.com/office/word/2018/wordml" xmlns:w16se="http://schemas.microsoft.com/office/word/2015/wordml/symex" mc:Ignorable="w14 w15 w16se w16cid w16 w16cex">
+<w:styles xmlns:mc="http://schemas.openxmlformats.org/markup-compatibility/2006" xmlns:r="http://schemas.openxmlformats.org/officeDocument/2006/relationships" xmlns:w="http://schemas.openxmlformats.org/wordprocessingml/2006/main" xmlns:w14="http://schemas.microsoft.com/office/word/2010/wordml" xmlns:w15="http://schemas.microsoft.com/office/word/2012/wordml" xmlns:w16se="http://schemas.microsoft.com/office/word/2015/wordml/symex" mc:Ignorable="w14 w15 w16se">
   <w:docDefaults>
     <w:rPrDefault>
       <w:rPr>
@@ -7597,7 +6798,7 @@
       </w:pPr>
     </w:pPrDefault>
   </w:docDefaults>
-  <w:latentStyles w:defLockedState="0" w:defUIPriority="99" w:defSemiHidden="0" w:defUnhideWhenUsed="0" w:defQFormat="0" w:count="376">
+  <w:latentStyles w:defLockedState="0" w:defUIPriority="99" w:defSemiHidden="0" w:defUnhideWhenUsed="0" w:defQFormat="0" w:count="371">
     <w:lsdException w:name="Normal" w:uiPriority="0" w:qFormat="1"/>
     <w:lsdException w:name="heading 1" w:uiPriority="9" w:qFormat="1"/>
     <w:lsdException w:name="heading 2" w:semiHidden="1" w:uiPriority="9" w:unhideWhenUsed="1" w:qFormat="1"/>
@@ -7969,11 +7170,6 @@
     <w:lsdException w:name="List Table 5 Dark Accent 6" w:uiPriority="50"/>
     <w:lsdException w:name="List Table 6 Colorful Accent 6" w:uiPriority="51"/>
     <w:lsdException w:name="List Table 7 Colorful Accent 6" w:uiPriority="52"/>
-    <w:lsdException w:name="Mention" w:semiHidden="1" w:unhideWhenUsed="1"/>
-    <w:lsdException w:name="Smart Hyperlink" w:semiHidden="1" w:unhideWhenUsed="1"/>
-    <w:lsdException w:name="Hashtag" w:semiHidden="1" w:unhideWhenUsed="1"/>
-    <w:lsdException w:name="Unresolved Mention" w:semiHidden="1" w:unhideWhenUsed="1"/>
-    <w:lsdException w:name="Smart Link" w:semiHidden="1" w:unhideWhenUsed="1"/>
   </w:latentStyles>
   <w:style w:type="paragraph" w:default="1" w:styleId="a">
     <w:name w:val="Normal"/>
